--- a/1. AKREDITASI & REGULASI/Akreditasi versi revisi/AKREDITASI STEIFI 2027/RPS MK/semester ini/RPS_ScaleUp_UMKM_Format_Baru_20262.docx
+++ b/1. AKREDITASI & REGULASI/Akreditasi versi revisi/AKREDITASI STEIFI 2027/RPS MK/semester ini/RPS_ScaleUp_UMKM_Format_Baru_20262.docx
@@ -1,6 +1,6 @@
 
 <file path=word/document.xml><?xml version="1.0" encoding="utf-8"?>
-<w:document xmlns:wpc="http://schemas.microsoft.com/office/word/2010/wordprocessingCanvas" xmlns:cx="http://schemas.microsoft.com/office/drawing/2014/chartex" xmlns:cx1="http://schemas.microsoft.com/office/drawing/2015/9/8/chartex" xmlns:cx2="http://schemas.microsoft.com/office/drawing/2015/10/21/chartex" xmlns:cx3="http://schemas.microsoft.com/office/drawing/2016/5/9/chartex" xmlns:cx4="http://schemas.microsoft.com/office/drawing/2016/5/10/chartex" xmlns:cx5="http://schemas.microsoft.com/office/drawing/2016/5/11/chartex" xmlns:cx6="http://schemas.microsoft.com/office/drawing/2016/5/12/chartex" xmlns:cx7="http://schemas.microsoft.com/office/drawing/2016/5/13/chartex" xmlns:cx8="http://schemas.microsoft.com/office/drawing/2016/5/14/chartex" xmlns:mc="http://schemas.openxmlformats.org/markup-compatibility/2006" xmlns:aink="http://schemas.microsoft.com/office/drawing/2016/ink" xmlns:am3d="http://schemas.microsoft.com/office/drawing/2017/model3d" xmlns:o="urn:schemas-microsoft-com:office:office" xmlns:oel="http://schemas.microsoft.com/office/2019/extlst" xmlns:r="http://schemas.openxmlformats.org/officeDocument/2006/relationships" xmlns:m="http://schemas.openxmlformats.org/officeDocument/2006/math" xmlns:v="urn:schemas-microsoft-com:vml" xmlns:wp14="http://schemas.microsoft.com/office/word/2010/wordprocessingDrawing" xmlns:wp="http://schemas.openxmlformats.org/drawingml/2006/wordprocessingDrawing" xmlns:w10="urn:schemas-microsoft-com:office:word" xmlns:w="http://schemas.openxmlformats.org/wordprocessingml/2006/main" xmlns:w14="http://schemas.microsoft.com/office/word/2010/wordml" xmlns:w15="http://schemas.microsoft.com/office/word/2012/wordml" xmlns:w16cei="http://schemas.microsoft.com/office/word/2026/wordml/cei" xmlns:w16cex="http://schemas.microsoft.com/office/word/2018/wordml/cex" xmlns:w16cid="http://schemas.microsoft.com/office/word/2016/wordml/cid" xmlns:w16="http://schemas.microsoft.com/office/word/2018/wordml" xmlns:w16du="http://schemas.microsoft.com/office/word/2023/wordml/word16du" xmlns:w16sdtdh="http://schemas.microsoft.com/office/word/2020/wordml/sdtdatahash" xmlns:w16sdtfl="http://schemas.microsoft.com/office/word/2024/wordml/sdtformatlock" xmlns:w16se="http://schemas.microsoft.com/office/word/2015/wordml/symex" xmlns:wpg="http://schemas.microsoft.com/office/word/2010/wordprocessingGroup" xmlns:wpi="http://schemas.microsoft.com/office/word/2010/wordprocessingInk" xmlns:wne="http://schemas.microsoft.com/office/word/2006/wordml" xmlns:wps="http://schemas.microsoft.com/office/word/2010/wordprocessingShape" mc:Ignorable="w14 w15 w16se w16cid w16 w16cex w16sdtdh w16sdtfl w16du wp14">
+<w:document xmlns:wpc="http://schemas.microsoft.com/office/word/2010/wordprocessingCanvas" xmlns:cx="http://schemas.microsoft.com/office/drawing/2014/chartex" xmlns:cx1="http://schemas.microsoft.com/office/drawing/2015/9/8/chartex" xmlns:cx2="http://schemas.microsoft.com/office/drawing/2015/10/21/chartex" xmlns:cx3="http://schemas.microsoft.com/office/drawing/2016/5/9/chartex" xmlns:cx4="http://schemas.microsoft.com/office/drawing/2016/5/10/chartex" xmlns:cx5="http://schemas.microsoft.com/office/drawing/2016/5/11/chartex" xmlns:cx6="http://schemas.microsoft.com/office/drawing/2016/5/12/chartex" xmlns:cx7="http://schemas.microsoft.com/office/drawing/2016/5/13/chartex" xmlns:cx8="http://schemas.microsoft.com/office/drawing/2016/5/14/chartex" xmlns:mc="http://schemas.openxmlformats.org/markup-compatibility/2006" xmlns:aink="http://schemas.microsoft.com/office/drawing/2016/ink" xmlns:am3d="http://schemas.microsoft.com/office/drawing/2017/model3d" xmlns:o="urn:schemas-microsoft-com:office:office" xmlns:oel="http://schemas.microsoft.com/office/2019/extlst" xmlns:r="http://schemas.openxmlformats.org/officeDocument/2006/relationships" xmlns:m="http://schemas.openxmlformats.org/officeDocument/2006/math" xmlns:v="urn:schemas-microsoft-com:vml" xmlns:wp14="http://schemas.microsoft.com/office/word/2010/wordprocessingDrawing" xmlns:wp="http://schemas.openxmlformats.org/drawingml/2006/wordprocessingDrawing" xmlns:w10="urn:schemas-microsoft-com:office:word" xmlns:w="http://schemas.openxmlformats.org/wordprocessingml/2006/main" xmlns:w14="http://schemas.microsoft.com/office/word/2010/wordml" xmlns:w15="http://schemas.microsoft.com/office/word/2012/wordml" xmlns:w16cex="http://schemas.microsoft.com/office/word/2018/wordml/cex" xmlns:w16cid="http://schemas.microsoft.com/office/word/2016/wordml/cid" xmlns:w16="http://schemas.microsoft.com/office/word/2018/wordml" xmlns:w16du="http://schemas.microsoft.com/office/word/2023/wordml/word16du" xmlns:w16sdtdh="http://schemas.microsoft.com/office/word/2020/wordml/sdtdatahash" xmlns:w16sdtfl="http://schemas.microsoft.com/office/word/2024/wordml/sdtformatlock" xmlns:w16se="http://schemas.microsoft.com/office/word/2015/wordml/symex" xmlns:wpg="http://schemas.microsoft.com/office/word/2010/wordprocessingGroup" xmlns:wpi="http://schemas.microsoft.com/office/word/2010/wordprocessingInk" xmlns:wne="http://schemas.microsoft.com/office/word/2006/wordml" xmlns:wps="http://schemas.microsoft.com/office/word/2010/wordprocessingShape" mc:Ignorable="w14 w15 w16se w16cid w16 w16cex w16sdtdh w16sdtfl w16du wp14">
   <w:body>
     <w:tbl>
       <w:tblPr>
@@ -17,7 +17,7 @@
           <w:left w:w="10" w:type="dxa"/>
           <w:right w:w="10" w:type="dxa"/>
         </w:tblCellMar>
-        <w:tblLook w:val="04A0" w:firstRow="1" w:lastRow="0" w:firstColumn="1" w:lastColumn="0" w:noHBand="0" w:noVBand="1"/>
+        <w:tblLook w:val="0000" w:firstRow="0" w:lastRow="0" w:firstColumn="0" w:lastColumn="0" w:noHBand="0" w:noVBand="0"/>
       </w:tblPr>
       <w:tblGrid>
         <w:gridCol w:w="1661"/>
@@ -61,7 +61,7 @@
                 <w:noProof/>
               </w:rPr>
               <w:drawing>
-                <wp:inline distT="0" distB="0" distL="0" distR="0" wp14:anchorId="0B200973" wp14:editId="67173E24">
+                <wp:inline distT="0" distB="0" distL="0" distR="0" wp14:anchorId="688D5222" wp14:editId="1094DAD7">
                   <wp:extent cx="857250" cy="857250"/>
                   <wp:effectExtent l="0" t="0" r="0" b="0"/>
                   <wp:docPr id="1" name="Picture 1"/>
@@ -304,7 +304,7 @@
                 <w:sz w:val="21"/>
                 <w:szCs w:val="21"/>
               </w:rPr>
-              <w:t>MKI11327</w:t>
+              <w:t>MKI11307</w:t>
             </w:r>
           </w:p>
         </w:tc>
@@ -456,7 +456,7 @@
           <w:left w:w="10" w:type="dxa"/>
           <w:right w:w="10" w:type="dxa"/>
         </w:tblCellMar>
-        <w:tblLook w:val="04A0" w:firstRow="1" w:lastRow="0" w:firstColumn="1" w:lastColumn="0" w:noHBand="0" w:noVBand="1"/>
+        <w:tblLook w:val="0000" w:firstRow="0" w:lastRow="0" w:firstColumn="0" w:lastColumn="0" w:noHBand="0" w:noVBand="0"/>
       </w:tblPr>
       <w:tblGrid>
         <w:gridCol w:w="1519"/>
@@ -529,7 +529,7 @@
                 <w:left w:w="10" w:type="dxa"/>
                 <w:right w:w="10" w:type="dxa"/>
               </w:tblCellMar>
-              <w:tblLook w:val="04A0" w:firstRow="1" w:lastRow="0" w:firstColumn="1" w:lastColumn="0" w:noHBand="0" w:noVBand="1"/>
+              <w:tblLook w:val="0000" w:firstRow="0" w:lastRow="0" w:firstColumn="0" w:lastColumn="0" w:noHBand="0" w:noVBand="0"/>
             </w:tblPr>
             <w:tblGrid>
               <w:gridCol w:w="3066"/>
@@ -910,7 +910,7 @@
           <w:left w:w="10" w:type="dxa"/>
           <w:right w:w="10" w:type="dxa"/>
         </w:tblCellMar>
-        <w:tblLook w:val="04A0" w:firstRow="1" w:lastRow="0" w:firstColumn="1" w:lastColumn="0" w:noHBand="0" w:noVBand="1"/>
+        <w:tblLook w:val="0000" w:firstRow="0" w:lastRow="0" w:firstColumn="0" w:lastColumn="0" w:noHBand="0" w:noVBand="0"/>
       </w:tblPr>
       <w:tblGrid>
         <w:gridCol w:w="1000"/>
@@ -1484,6 +1484,7 @@
           <w:sz w:val="28"/>
           <w:szCs w:val="28"/>
         </w:rPr>
+        <w:lastRenderedPageBreak/>
         <w:t>B. CAPAIAN PEMBELAJARAN MATA KULIAH (CPMK)</w:t>
       </w:r>
     </w:p>
@@ -1507,7 +1508,7 @@
           <w:left w:w="10" w:type="dxa"/>
           <w:right w:w="10" w:type="dxa"/>
         </w:tblCellMar>
-        <w:tblLook w:val="04A0" w:firstRow="1" w:lastRow="0" w:firstColumn="1" w:lastColumn="0" w:noHBand="0" w:noVBand="1"/>
+        <w:tblLook w:val="0000" w:firstRow="0" w:lastRow="0" w:firstColumn="0" w:lastColumn="0" w:noHBand="0" w:noVBand="0"/>
       </w:tblPr>
       <w:tblGrid>
         <w:gridCol w:w="1200"/>
@@ -1552,7 +1553,6 @@
                 <w:sz w:val="20"/>
                 <w:szCs w:val="20"/>
               </w:rPr>
-              <w:lastRenderedPageBreak/>
               <w:t>Kode CPMK</w:t>
             </w:r>
           </w:p>
@@ -2225,7 +2225,7 @@
           <w:left w:w="10" w:type="dxa"/>
           <w:right w:w="10" w:type="dxa"/>
         </w:tblCellMar>
-        <w:tblLook w:val="04A0" w:firstRow="1" w:lastRow="0" w:firstColumn="1" w:lastColumn="0" w:noHBand="0" w:noVBand="1"/>
+        <w:tblLook w:val="0000" w:firstRow="0" w:lastRow="0" w:firstColumn="0" w:lastColumn="0" w:noHBand="0" w:noVBand="0"/>
       </w:tblPr>
       <w:tblGrid>
         <w:gridCol w:w="1774"/>
@@ -4252,6 +4252,7 @@
                 <w:sz w:val="20"/>
                 <w:szCs w:val="20"/>
               </w:rPr>
+              <w:lastRenderedPageBreak/>
               <w:t>Sub-CPMK 9</w:t>
             </w:r>
           </w:p>
@@ -5118,7 +5119,6 @@
                 <w:sz w:val="20"/>
                 <w:szCs w:val="20"/>
               </w:rPr>
-              <w:lastRenderedPageBreak/>
               <w:t>TOTAL</w:t>
             </w:r>
           </w:p>
@@ -5427,7 +5427,7 @@
           <w:left w:w="10" w:type="dxa"/>
           <w:right w:w="10" w:type="dxa"/>
         </w:tblCellMar>
-        <w:tblLook w:val="04A0" w:firstRow="1" w:lastRow="0" w:firstColumn="1" w:lastColumn="0" w:noHBand="0" w:noVBand="1"/>
+        <w:tblLook w:val="0000" w:firstRow="0" w:lastRow="0" w:firstColumn="0" w:lastColumn="0" w:noHBand="0" w:noVBand="0"/>
       </w:tblPr>
       <w:tblGrid>
         <w:gridCol w:w="535"/>
@@ -6154,7 +6154,7 @@
           <w:left w:w="10" w:type="dxa"/>
           <w:right w:w="10" w:type="dxa"/>
         </w:tblCellMar>
-        <w:tblLook w:val="04A0" w:firstRow="1" w:lastRow="0" w:firstColumn="1" w:lastColumn="0" w:noHBand="0" w:noVBand="1"/>
+        <w:tblLook w:val="0000" w:firstRow="0" w:lastRow="0" w:firstColumn="0" w:lastColumn="0" w:noHBand="0" w:noVBand="0"/>
       </w:tblPr>
       <w:tblGrid>
         <w:gridCol w:w="477"/>
@@ -6525,7 +6525,6 @@
                 <w:bCs/>
                 <w:color w:val="1B5E20"/>
               </w:rPr>
-              <w:lastRenderedPageBreak/>
               <w:t>BLOK I — FONDASI EKOSISTEM &amp; FIQIH UMKM SYARIAH (Mg. 1–2)</w:t>
             </w:r>
           </w:p>
@@ -7375,315 +7374,367 @@
                 <w:sz w:val="18"/>
                 <w:szCs w:val="18"/>
               </w:rPr>
-              <w:t>Mahasiswa mampu melakukan analisis diagnostik UMKM mitra menggunakan SWOT dan CAGE Framework. [Sub-CPMK 3, CPMK-2]</w:t>
-            </w:r>
-          </w:p>
-        </w:tc>
-        <w:tc>
-          <w:tcPr>
-            <w:tcW w:w="1300" w:type="dxa"/>
-            <w:tcBorders>
-              <w:top w:val="single" w:sz="6" w:space="0" w:color="CCCCCC"/>
-              <w:left w:val="single" w:sz="6" w:space="0" w:color="CCCCCC"/>
-              <w:bottom w:val="single" w:sz="6" w:space="0" w:color="CCCCCC"/>
-              <w:right w:val="single" w:sz="6" w:space="0" w:color="CCCCCC"/>
-            </w:tcBorders>
-            <w:shd w:val="clear" w:color="auto" w:fill="FFFFFF"/>
-            <w:tcMar>
-              <w:top w:w="80" w:type="dxa"/>
-              <w:left w:w="120" w:type="dxa"/>
-              <w:bottom w:w="80" w:type="dxa"/>
-              <w:right w:w="120" w:type="dxa"/>
-            </w:tcMar>
-          </w:tcPr>
-          <w:p>
-            <w:pPr>
-              <w:spacing w:before="40" w:after="40"/>
-              <w:jc w:val="both"/>
-            </w:pPr>
-            <w:r>
-              <w:rPr>
-                <w:color w:val="000000"/>
-                <w:sz w:val="17"/>
-                <w:szCs w:val="17"/>
-              </w:rPr>
-              <w:t>Kedalaman analisis SWOT berbasis data lapangan</w:t>
-            </w:r>
-          </w:p>
-          <w:p>
-            <w:pPr>
-              <w:spacing w:before="60" w:after="40"/>
-              <w:jc w:val="both"/>
-            </w:pPr>
-            <w:r>
-              <w:rPr>
-                <w:color w:val="000000"/>
-                <w:sz w:val="17"/>
-                <w:szCs w:val="17"/>
-              </w:rPr>
-              <w:t>Ketepatan aplikasi CAGE Framework</w:t>
-            </w:r>
-          </w:p>
-          <w:p>
-            <w:pPr>
-              <w:spacing w:before="60" w:after="40"/>
-              <w:jc w:val="both"/>
-            </w:pPr>
-            <w:r>
-              <w:rPr>
-                <w:color w:val="000000"/>
-                <w:sz w:val="17"/>
-                <w:szCs w:val="17"/>
-              </w:rPr>
-              <w:t>Kemampuan menarik kesimpulan diagnostik</w:t>
-            </w:r>
-          </w:p>
-        </w:tc>
-        <w:tc>
-          <w:tcPr>
-            <w:tcW w:w="1500" w:type="dxa"/>
-            <w:tcBorders>
-              <w:top w:val="single" w:sz="6" w:space="0" w:color="CCCCCC"/>
-              <w:left w:val="single" w:sz="6" w:space="0" w:color="CCCCCC"/>
-              <w:bottom w:val="single" w:sz="6" w:space="0" w:color="CCCCCC"/>
-              <w:right w:val="single" w:sz="6" w:space="0" w:color="CCCCCC"/>
-            </w:tcBorders>
-            <w:shd w:val="clear" w:color="auto" w:fill="FFFFFF"/>
-            <w:tcMar>
-              <w:top w:w="80" w:type="dxa"/>
-              <w:left w:w="120" w:type="dxa"/>
-              <w:bottom w:w="80" w:type="dxa"/>
-              <w:right w:w="120" w:type="dxa"/>
-            </w:tcMar>
-          </w:tcPr>
-          <w:p>
-            <w:pPr>
-              <w:spacing w:before="40" w:after="40"/>
-              <w:jc w:val="both"/>
-            </w:pPr>
-            <w:r>
-              <w:rPr>
-                <w:color w:val="000000"/>
-                <w:sz w:val="17"/>
-                <w:szCs w:val="17"/>
-              </w:rPr>
-              <w:t>Kriteria: Kedalaman analisis (40%); Ketepatan alat diagnostik (35%); Kualitas kesimpulan (25%)</w:t>
-            </w:r>
-          </w:p>
-          <w:p>
-            <w:pPr>
-              <w:spacing w:before="60" w:after="40"/>
-              <w:jc w:val="both"/>
-            </w:pPr>
-            <w:r>
-              <w:rPr>
-                <w:color w:val="000000"/>
-                <w:sz w:val="17"/>
-                <w:szCs w:val="17"/>
-              </w:rPr>
-              <w:t>Teknik: Workshop + Laporan diagnostik</w:t>
-            </w:r>
-          </w:p>
-        </w:tc>
-        <w:tc>
-          <w:tcPr>
-            <w:tcW w:w="1050" w:type="dxa"/>
-            <w:tcBorders>
-              <w:top w:val="single" w:sz="6" w:space="0" w:color="CCCCCC"/>
-              <w:left w:val="single" w:sz="6" w:space="0" w:color="CCCCCC"/>
-              <w:bottom w:val="single" w:sz="6" w:space="0" w:color="CCCCCC"/>
-              <w:right w:val="single" w:sz="6" w:space="0" w:color="CCCCCC"/>
-            </w:tcBorders>
-            <w:shd w:val="clear" w:color="auto" w:fill="FFFFFF"/>
-            <w:tcMar>
-              <w:top w:w="80" w:type="dxa"/>
-              <w:left w:w="120" w:type="dxa"/>
-              <w:bottom w:w="80" w:type="dxa"/>
-              <w:right w:w="120" w:type="dxa"/>
-            </w:tcMar>
-          </w:tcPr>
-          <w:p>
-            <w:pPr>
-              <w:spacing w:before="40" w:after="40"/>
-              <w:jc w:val="both"/>
-            </w:pPr>
-            <w:r>
-              <w:rPr>
-                <w:color w:val="000000"/>
-                <w:sz w:val="17"/>
-                <w:szCs w:val="17"/>
-              </w:rPr>
-              <w:t>Workshop: SWOT &amp; CAGE</w:t>
-            </w:r>
-          </w:p>
-          <w:p>
-            <w:pPr>
-              <w:spacing w:before="60" w:after="40"/>
-              <w:jc w:val="both"/>
-            </w:pPr>
-            <w:r>
-              <w:rPr>
-                <w:color w:val="000000"/>
-                <w:sz w:val="17"/>
-                <w:szCs w:val="17"/>
-              </w:rPr>
-              <w:t>Praktik: kelompok mengisi template diagnostik UMKM mitra</w:t>
-            </w:r>
-          </w:p>
-          <w:p>
-            <w:pPr>
-              <w:spacing w:before="60" w:after="40"/>
-              <w:jc w:val="both"/>
-            </w:pPr>
-            <w:r>
-              <w:rPr>
-                <w:color w:val="000000"/>
-                <w:sz w:val="17"/>
-                <w:szCs w:val="17"/>
-              </w:rPr>
-              <w:t>Coaching dosen</w:t>
-            </w:r>
-          </w:p>
-          <w:p>
-            <w:pPr>
-              <w:spacing w:before="60" w:after="40"/>
-              <w:jc w:val="both"/>
-            </w:pPr>
-            <w:r>
-              <w:rPr>
-                <w:color w:val="000000"/>
-                <w:sz w:val="17"/>
-                <w:szCs w:val="17"/>
-              </w:rPr>
-              <w:t>[PB: 3×50]</w:t>
-            </w:r>
-          </w:p>
-        </w:tc>
-        <w:tc>
-          <w:tcPr>
-            <w:tcW w:w="900" w:type="dxa"/>
-            <w:tcBorders>
-              <w:top w:val="single" w:sz="6" w:space="0" w:color="CCCCCC"/>
-              <w:left w:val="single" w:sz="6" w:space="0" w:color="CCCCCC"/>
-              <w:bottom w:val="single" w:sz="6" w:space="0" w:color="CCCCCC"/>
-              <w:right w:val="single" w:sz="6" w:space="0" w:color="CCCCCC"/>
-            </w:tcBorders>
-            <w:shd w:val="clear" w:color="auto" w:fill="FFFFFF"/>
-            <w:tcMar>
-              <w:top w:w="80" w:type="dxa"/>
-              <w:left w:w="120" w:type="dxa"/>
-              <w:bottom w:w="80" w:type="dxa"/>
-              <w:right w:w="120" w:type="dxa"/>
-            </w:tcMar>
-          </w:tcPr>
-          <w:p>
-            <w:pPr>
-              <w:spacing w:before="40" w:after="40"/>
-              <w:jc w:val="both"/>
-            </w:pPr>
-            <w:r>
-              <w:rPr>
-                <w:color w:val="000000"/>
-                <w:sz w:val="17"/>
-                <w:szCs w:val="17"/>
-              </w:rPr>
-              <w:t>Survei lapangan ke UMKM mitra (wawancara owner, observasi operasional) sebelum Mg.3</w:t>
-            </w:r>
-          </w:p>
-        </w:tc>
-        <w:tc>
-          <w:tcPr>
-            <w:tcW w:w="1250" w:type="dxa"/>
-            <w:tcBorders>
-              <w:top w:val="single" w:sz="6" w:space="0" w:color="CCCCCC"/>
-              <w:left w:val="single" w:sz="6" w:space="0" w:color="CCCCCC"/>
-              <w:bottom w:val="single" w:sz="6" w:space="0" w:color="CCCCCC"/>
-              <w:right w:val="single" w:sz="6" w:space="0" w:color="CCCCCC"/>
-            </w:tcBorders>
-            <w:shd w:val="clear" w:color="auto" w:fill="FFFFFF"/>
-            <w:tcMar>
-              <w:top w:w="80" w:type="dxa"/>
-              <w:left w:w="120" w:type="dxa"/>
-              <w:bottom w:w="80" w:type="dxa"/>
-              <w:right w:w="120" w:type="dxa"/>
-            </w:tcMar>
-          </w:tcPr>
-          <w:p>
-            <w:pPr>
-              <w:spacing w:before="40" w:after="40"/>
-              <w:jc w:val="both"/>
-            </w:pPr>
-            <w:r>
-              <w:rPr>
-                <w:color w:val="000000"/>
-                <w:sz w:val="17"/>
-                <w:szCs w:val="17"/>
-              </w:rPr>
-              <w:t>Laporan Diagnostik UMKM: SWOT + CAGE + Business Health Check (keuangan, SDM, operasional) — draft (5%)</w:t>
-            </w:r>
-          </w:p>
-        </w:tc>
-        <w:tc>
-          <w:tcPr>
-            <w:tcW w:w="1000" w:type="dxa"/>
-            <w:tcBorders>
-              <w:top w:val="single" w:sz="6" w:space="0" w:color="CCCCCC"/>
-              <w:left w:val="single" w:sz="6" w:space="0" w:color="CCCCCC"/>
-              <w:bottom w:val="single" w:sz="6" w:space="0" w:color="CCCCCC"/>
-              <w:right w:val="single" w:sz="6" w:space="0" w:color="CCCCCC"/>
-            </w:tcBorders>
-            <w:shd w:val="clear" w:color="auto" w:fill="FFFFFF"/>
-            <w:tcMar>
-              <w:top w:w="80" w:type="dxa"/>
-              <w:left w:w="120" w:type="dxa"/>
-              <w:bottom w:w="80" w:type="dxa"/>
-              <w:right w:w="120" w:type="dxa"/>
-            </w:tcMar>
-          </w:tcPr>
-          <w:p>
-            <w:pPr>
-              <w:spacing w:before="40" w:after="40"/>
-              <w:jc w:val="both"/>
-            </w:pPr>
-            <w:r>
-              <w:rPr>
-                <w:color w:val="000000"/>
-                <w:sz w:val="17"/>
-                <w:szCs w:val="17"/>
-              </w:rPr>
-              <w:t>SWOT Analysis mendalam; CAGE Framework: Culture-Administration-Geography-Economy; Business Health Check: arus kas, margin, SDM, teknologi; Template diagnostik STEI FI</w:t>
-            </w:r>
-          </w:p>
-        </w:tc>
-        <w:tc>
-          <w:tcPr>
-            <w:tcW w:w="400" w:type="dxa"/>
-            <w:tcBorders>
-              <w:top w:val="single" w:sz="6" w:space="0" w:color="CCCCCC"/>
-              <w:left w:val="single" w:sz="6" w:space="0" w:color="CCCCCC"/>
-              <w:bottom w:val="single" w:sz="6" w:space="0" w:color="CCCCCC"/>
-              <w:right w:val="single" w:sz="6" w:space="0" w:color="CCCCCC"/>
-            </w:tcBorders>
-            <w:shd w:val="clear" w:color="auto" w:fill="FFFFFF"/>
-            <w:tcMar>
-              <w:top w:w="80" w:type="dxa"/>
-              <w:left w:w="120" w:type="dxa"/>
-              <w:bottom w:w="80" w:type="dxa"/>
-              <w:right w:w="120" w:type="dxa"/>
-            </w:tcMar>
-            <w:vAlign w:val="center"/>
-          </w:tcPr>
-          <w:p>
-            <w:pPr>
-              <w:spacing w:before="40" w:after="40"/>
-              <w:jc w:val="center"/>
-            </w:pPr>
+              <w:t xml:space="preserve">Mahasiswa mampu melakukan analisis diagnostik UMKM mitra menggunakan SWOT dan </w:t>
+            </w:r>
             <w:r>
               <w:rPr>
                 <w:color w:val="000000"/>
                 <w:sz w:val="18"/>
                 <w:szCs w:val="18"/>
               </w:rPr>
+              <w:lastRenderedPageBreak/>
+              <w:t>CAGE Framework. [Sub-CPMK 3, CPMK-2]</w:t>
+            </w:r>
+          </w:p>
+        </w:tc>
+        <w:tc>
+          <w:tcPr>
+            <w:tcW w:w="1300" w:type="dxa"/>
+            <w:tcBorders>
+              <w:top w:val="single" w:sz="6" w:space="0" w:color="CCCCCC"/>
+              <w:left w:val="single" w:sz="6" w:space="0" w:color="CCCCCC"/>
+              <w:bottom w:val="single" w:sz="6" w:space="0" w:color="CCCCCC"/>
+              <w:right w:val="single" w:sz="6" w:space="0" w:color="CCCCCC"/>
+            </w:tcBorders>
+            <w:shd w:val="clear" w:color="auto" w:fill="FFFFFF"/>
+            <w:tcMar>
+              <w:top w:w="80" w:type="dxa"/>
+              <w:left w:w="120" w:type="dxa"/>
+              <w:bottom w:w="80" w:type="dxa"/>
+              <w:right w:w="120" w:type="dxa"/>
+            </w:tcMar>
+          </w:tcPr>
+          <w:p>
+            <w:pPr>
+              <w:spacing w:before="40" w:after="40"/>
+              <w:jc w:val="both"/>
+            </w:pPr>
+            <w:r>
+              <w:rPr>
+                <w:color w:val="000000"/>
+                <w:sz w:val="17"/>
+                <w:szCs w:val="17"/>
+              </w:rPr>
+              <w:lastRenderedPageBreak/>
+              <w:t>Kedalaman analisis SWOT berbasis data lapangan</w:t>
+            </w:r>
+          </w:p>
+          <w:p>
+            <w:pPr>
+              <w:spacing w:before="60" w:after="40"/>
+              <w:jc w:val="both"/>
+            </w:pPr>
+            <w:r>
+              <w:rPr>
+                <w:color w:val="000000"/>
+                <w:sz w:val="17"/>
+                <w:szCs w:val="17"/>
+              </w:rPr>
+              <w:t xml:space="preserve">Ketepatan aplikasi </w:t>
+            </w:r>
+            <w:r>
+              <w:rPr>
+                <w:color w:val="000000"/>
+                <w:sz w:val="17"/>
+                <w:szCs w:val="17"/>
+              </w:rPr>
+              <w:lastRenderedPageBreak/>
+              <w:t>CAGE Framework</w:t>
+            </w:r>
+          </w:p>
+          <w:p>
+            <w:pPr>
+              <w:spacing w:before="60" w:after="40"/>
+              <w:jc w:val="both"/>
+            </w:pPr>
+            <w:r>
+              <w:rPr>
+                <w:color w:val="000000"/>
+                <w:sz w:val="17"/>
+                <w:szCs w:val="17"/>
+              </w:rPr>
+              <w:t>Kemampuan menarik kesimpulan diagnostik</w:t>
+            </w:r>
+          </w:p>
+        </w:tc>
+        <w:tc>
+          <w:tcPr>
+            <w:tcW w:w="1500" w:type="dxa"/>
+            <w:tcBorders>
+              <w:top w:val="single" w:sz="6" w:space="0" w:color="CCCCCC"/>
+              <w:left w:val="single" w:sz="6" w:space="0" w:color="CCCCCC"/>
+              <w:bottom w:val="single" w:sz="6" w:space="0" w:color="CCCCCC"/>
+              <w:right w:val="single" w:sz="6" w:space="0" w:color="CCCCCC"/>
+            </w:tcBorders>
+            <w:shd w:val="clear" w:color="auto" w:fill="FFFFFF"/>
+            <w:tcMar>
+              <w:top w:w="80" w:type="dxa"/>
+              <w:left w:w="120" w:type="dxa"/>
+              <w:bottom w:w="80" w:type="dxa"/>
+              <w:right w:w="120" w:type="dxa"/>
+            </w:tcMar>
+          </w:tcPr>
+          <w:p>
+            <w:pPr>
+              <w:spacing w:before="40" w:after="40"/>
+              <w:jc w:val="both"/>
+            </w:pPr>
+            <w:r>
+              <w:rPr>
+                <w:color w:val="000000"/>
+                <w:sz w:val="17"/>
+                <w:szCs w:val="17"/>
+              </w:rPr>
+              <w:lastRenderedPageBreak/>
+              <w:t xml:space="preserve">Kriteria: Kedalaman analisis (40%); Ketepatan alat diagnostik (35%); Kualitas </w:t>
+            </w:r>
+            <w:r>
+              <w:rPr>
+                <w:color w:val="000000"/>
+                <w:sz w:val="17"/>
+                <w:szCs w:val="17"/>
+              </w:rPr>
+              <w:lastRenderedPageBreak/>
+              <w:t>kesimpulan (25%)</w:t>
+            </w:r>
+          </w:p>
+          <w:p>
+            <w:pPr>
+              <w:spacing w:before="60" w:after="40"/>
+              <w:jc w:val="both"/>
+            </w:pPr>
+            <w:r>
+              <w:rPr>
+                <w:color w:val="000000"/>
+                <w:sz w:val="17"/>
+                <w:szCs w:val="17"/>
+              </w:rPr>
+              <w:t>Teknik: Workshop + Laporan diagnostik</w:t>
+            </w:r>
+          </w:p>
+        </w:tc>
+        <w:tc>
+          <w:tcPr>
+            <w:tcW w:w="1050" w:type="dxa"/>
+            <w:tcBorders>
+              <w:top w:val="single" w:sz="6" w:space="0" w:color="CCCCCC"/>
+              <w:left w:val="single" w:sz="6" w:space="0" w:color="CCCCCC"/>
+              <w:bottom w:val="single" w:sz="6" w:space="0" w:color="CCCCCC"/>
+              <w:right w:val="single" w:sz="6" w:space="0" w:color="CCCCCC"/>
+            </w:tcBorders>
+            <w:shd w:val="clear" w:color="auto" w:fill="FFFFFF"/>
+            <w:tcMar>
+              <w:top w:w="80" w:type="dxa"/>
+              <w:left w:w="120" w:type="dxa"/>
+              <w:bottom w:w="80" w:type="dxa"/>
+              <w:right w:w="120" w:type="dxa"/>
+            </w:tcMar>
+          </w:tcPr>
+          <w:p>
+            <w:pPr>
+              <w:spacing w:before="40" w:after="40"/>
+              <w:jc w:val="both"/>
+            </w:pPr>
+            <w:r>
+              <w:rPr>
+                <w:color w:val="000000"/>
+                <w:sz w:val="17"/>
+                <w:szCs w:val="17"/>
+              </w:rPr>
+              <w:lastRenderedPageBreak/>
+              <w:t>Workshop: SWOT &amp; CAGE</w:t>
+            </w:r>
+          </w:p>
+          <w:p>
+            <w:pPr>
+              <w:spacing w:before="60" w:after="40"/>
+              <w:jc w:val="both"/>
+            </w:pPr>
+            <w:r>
+              <w:rPr>
+                <w:color w:val="000000"/>
+                <w:sz w:val="17"/>
+                <w:szCs w:val="17"/>
+              </w:rPr>
+              <w:t>Praktik: kelompok mengisi template diagnostik UMKM mitra</w:t>
+            </w:r>
+          </w:p>
+          <w:p>
+            <w:pPr>
+              <w:spacing w:before="60" w:after="40"/>
+              <w:jc w:val="both"/>
+            </w:pPr>
+            <w:r>
+              <w:rPr>
+                <w:color w:val="000000"/>
+                <w:sz w:val="17"/>
+                <w:szCs w:val="17"/>
+              </w:rPr>
+              <w:lastRenderedPageBreak/>
+              <w:t>Coaching dosen</w:t>
+            </w:r>
+          </w:p>
+          <w:p>
+            <w:pPr>
+              <w:spacing w:before="60" w:after="40"/>
+              <w:jc w:val="both"/>
+            </w:pPr>
+            <w:r>
+              <w:rPr>
+                <w:color w:val="000000"/>
+                <w:sz w:val="17"/>
+                <w:szCs w:val="17"/>
+              </w:rPr>
+              <w:t>[PB: 3×50]</w:t>
+            </w:r>
+          </w:p>
+        </w:tc>
+        <w:tc>
+          <w:tcPr>
+            <w:tcW w:w="900" w:type="dxa"/>
+            <w:tcBorders>
+              <w:top w:val="single" w:sz="6" w:space="0" w:color="CCCCCC"/>
+              <w:left w:val="single" w:sz="6" w:space="0" w:color="CCCCCC"/>
+              <w:bottom w:val="single" w:sz="6" w:space="0" w:color="CCCCCC"/>
+              <w:right w:val="single" w:sz="6" w:space="0" w:color="CCCCCC"/>
+            </w:tcBorders>
+            <w:shd w:val="clear" w:color="auto" w:fill="FFFFFF"/>
+            <w:tcMar>
+              <w:top w:w="80" w:type="dxa"/>
+              <w:left w:w="120" w:type="dxa"/>
+              <w:bottom w:w="80" w:type="dxa"/>
+              <w:right w:w="120" w:type="dxa"/>
+            </w:tcMar>
+          </w:tcPr>
+          <w:p>
+            <w:pPr>
+              <w:spacing w:before="40" w:after="40"/>
+              <w:jc w:val="both"/>
+            </w:pPr>
+            <w:r>
+              <w:rPr>
+                <w:color w:val="000000"/>
+                <w:sz w:val="17"/>
+                <w:szCs w:val="17"/>
+              </w:rPr>
+              <w:lastRenderedPageBreak/>
+              <w:t>Survei lapangan ke UMKM mitra (wawancara owner, observasi operasional) sebelum Mg.3</w:t>
+            </w:r>
+          </w:p>
+        </w:tc>
+        <w:tc>
+          <w:tcPr>
+            <w:tcW w:w="1250" w:type="dxa"/>
+            <w:tcBorders>
+              <w:top w:val="single" w:sz="6" w:space="0" w:color="CCCCCC"/>
+              <w:left w:val="single" w:sz="6" w:space="0" w:color="CCCCCC"/>
+              <w:bottom w:val="single" w:sz="6" w:space="0" w:color="CCCCCC"/>
+              <w:right w:val="single" w:sz="6" w:space="0" w:color="CCCCCC"/>
+            </w:tcBorders>
+            <w:shd w:val="clear" w:color="auto" w:fill="FFFFFF"/>
+            <w:tcMar>
+              <w:top w:w="80" w:type="dxa"/>
+              <w:left w:w="120" w:type="dxa"/>
+              <w:bottom w:w="80" w:type="dxa"/>
+              <w:right w:w="120" w:type="dxa"/>
+            </w:tcMar>
+          </w:tcPr>
+          <w:p>
+            <w:pPr>
+              <w:spacing w:before="40" w:after="40"/>
+              <w:jc w:val="both"/>
+            </w:pPr>
+            <w:r>
+              <w:rPr>
+                <w:color w:val="000000"/>
+                <w:sz w:val="17"/>
+                <w:szCs w:val="17"/>
+              </w:rPr>
+              <w:t xml:space="preserve">Laporan Diagnostik UMKM: SWOT + CAGE + Business Health Check (keuangan, SDM, </w:t>
+            </w:r>
+            <w:r>
+              <w:rPr>
+                <w:color w:val="000000"/>
+                <w:sz w:val="17"/>
+                <w:szCs w:val="17"/>
+              </w:rPr>
+              <w:lastRenderedPageBreak/>
+              <w:t>operasional) — draft (5%)</w:t>
+            </w:r>
+          </w:p>
+        </w:tc>
+        <w:tc>
+          <w:tcPr>
+            <w:tcW w:w="1000" w:type="dxa"/>
+            <w:tcBorders>
+              <w:top w:val="single" w:sz="6" w:space="0" w:color="CCCCCC"/>
+              <w:left w:val="single" w:sz="6" w:space="0" w:color="CCCCCC"/>
+              <w:bottom w:val="single" w:sz="6" w:space="0" w:color="CCCCCC"/>
+              <w:right w:val="single" w:sz="6" w:space="0" w:color="CCCCCC"/>
+            </w:tcBorders>
+            <w:shd w:val="clear" w:color="auto" w:fill="FFFFFF"/>
+            <w:tcMar>
+              <w:top w:w="80" w:type="dxa"/>
+              <w:left w:w="120" w:type="dxa"/>
+              <w:bottom w:w="80" w:type="dxa"/>
+              <w:right w:w="120" w:type="dxa"/>
+            </w:tcMar>
+          </w:tcPr>
+          <w:p>
+            <w:pPr>
+              <w:spacing w:before="40" w:after="40"/>
+              <w:jc w:val="both"/>
+            </w:pPr>
+            <w:r>
+              <w:rPr>
+                <w:color w:val="000000"/>
+                <w:sz w:val="17"/>
+                <w:szCs w:val="17"/>
+              </w:rPr>
+              <w:lastRenderedPageBreak/>
+              <w:t xml:space="preserve">SWOT Analysis mendalam; CAGE Framework: Culture-Administration-Geography-Economy; </w:t>
+            </w:r>
+            <w:r>
+              <w:rPr>
+                <w:color w:val="000000"/>
+                <w:sz w:val="17"/>
+                <w:szCs w:val="17"/>
+              </w:rPr>
+              <w:lastRenderedPageBreak/>
+              <w:t>Business Health Check: arus kas, margin, SDM, teknologi; Template diagnostik STEI FI</w:t>
+            </w:r>
+          </w:p>
+        </w:tc>
+        <w:tc>
+          <w:tcPr>
+            <w:tcW w:w="400" w:type="dxa"/>
+            <w:tcBorders>
+              <w:top w:val="single" w:sz="6" w:space="0" w:color="CCCCCC"/>
+              <w:left w:val="single" w:sz="6" w:space="0" w:color="CCCCCC"/>
+              <w:bottom w:val="single" w:sz="6" w:space="0" w:color="CCCCCC"/>
+              <w:right w:val="single" w:sz="6" w:space="0" w:color="CCCCCC"/>
+            </w:tcBorders>
+            <w:shd w:val="clear" w:color="auto" w:fill="FFFFFF"/>
+            <w:tcMar>
+              <w:top w:w="80" w:type="dxa"/>
+              <w:left w:w="120" w:type="dxa"/>
+              <w:bottom w:w="80" w:type="dxa"/>
+              <w:right w:w="120" w:type="dxa"/>
+            </w:tcMar>
+            <w:vAlign w:val="center"/>
+          </w:tcPr>
+          <w:p>
+            <w:pPr>
+              <w:spacing w:before="40" w:after="40"/>
+              <w:jc w:val="center"/>
+            </w:pPr>
+            <w:r>
+              <w:rPr>
+                <w:color w:val="000000"/>
+                <w:sz w:val="18"/>
+                <w:szCs w:val="18"/>
+              </w:rPr>
+              <w:lastRenderedPageBreak/>
               <w:t>8%</w:t>
             </w:r>
           </w:p>
@@ -7757,347 +7808,315 @@
                 <w:sz w:val="18"/>
                 <w:szCs w:val="18"/>
               </w:rPr>
-              <w:t xml:space="preserve">Mahasiswa mampu merancang Business Model Canvas (BMC) Syariah inovatif untuk UMKM </w:t>
-            </w:r>
+              <w:t>Mahasiswa mampu merancang Business Model Canvas (BMC) Syariah inovatif untuk UMKM mitra. [Sub-CPMK 4, CPMK-2]</w:t>
+            </w:r>
+          </w:p>
+        </w:tc>
+        <w:tc>
+          <w:tcPr>
+            <w:tcW w:w="1300" w:type="dxa"/>
+            <w:tcBorders>
+              <w:top w:val="single" w:sz="6" w:space="0" w:color="CCCCCC"/>
+              <w:left w:val="single" w:sz="6" w:space="0" w:color="CCCCCC"/>
+              <w:bottom w:val="single" w:sz="6" w:space="0" w:color="CCCCCC"/>
+              <w:right w:val="single" w:sz="6" w:space="0" w:color="CCCCCC"/>
+            </w:tcBorders>
+            <w:shd w:val="clear" w:color="auto" w:fill="F9F9F9"/>
+            <w:tcMar>
+              <w:top w:w="80" w:type="dxa"/>
+              <w:left w:w="120" w:type="dxa"/>
+              <w:bottom w:w="80" w:type="dxa"/>
+              <w:right w:w="120" w:type="dxa"/>
+            </w:tcMar>
+          </w:tcPr>
+          <w:p>
+            <w:pPr>
+              <w:spacing w:before="40" w:after="40"/>
+              <w:jc w:val="both"/>
+            </w:pPr>
+            <w:r>
+              <w:rPr>
+                <w:color w:val="000000"/>
+                <w:sz w:val="17"/>
+                <w:szCs w:val="17"/>
+              </w:rPr>
+              <w:t>Kelengkapan 9 blok BMC yang dirancang</w:t>
+            </w:r>
+          </w:p>
+          <w:p>
+            <w:pPr>
+              <w:spacing w:before="60" w:after="40"/>
+              <w:jc w:val="both"/>
+            </w:pPr>
+            <w:r>
+              <w:rPr>
+                <w:color w:val="000000"/>
+                <w:sz w:val="17"/>
+                <w:szCs w:val="17"/>
+              </w:rPr>
+              <w:t>Integrasi nilai syariah di setiap blok BMC</w:t>
+            </w:r>
+          </w:p>
+          <w:p>
+            <w:pPr>
+              <w:spacing w:before="60" w:after="40"/>
+              <w:jc w:val="both"/>
+            </w:pPr>
+            <w:r>
+              <w:rPr>
+                <w:color w:val="000000"/>
+                <w:sz w:val="17"/>
+                <w:szCs w:val="17"/>
+              </w:rPr>
+              <w:t>Inovasi model bisnis: blue ocean syariah</w:t>
+            </w:r>
+          </w:p>
+        </w:tc>
+        <w:tc>
+          <w:tcPr>
+            <w:tcW w:w="1500" w:type="dxa"/>
+            <w:tcBorders>
+              <w:top w:val="single" w:sz="6" w:space="0" w:color="CCCCCC"/>
+              <w:left w:val="single" w:sz="6" w:space="0" w:color="CCCCCC"/>
+              <w:bottom w:val="single" w:sz="6" w:space="0" w:color="CCCCCC"/>
+              <w:right w:val="single" w:sz="6" w:space="0" w:color="CCCCCC"/>
+            </w:tcBorders>
+            <w:shd w:val="clear" w:color="auto" w:fill="F9F9F9"/>
+            <w:tcMar>
+              <w:top w:w="80" w:type="dxa"/>
+              <w:left w:w="120" w:type="dxa"/>
+              <w:bottom w:w="80" w:type="dxa"/>
+              <w:right w:w="120" w:type="dxa"/>
+            </w:tcMar>
+          </w:tcPr>
+          <w:p>
+            <w:pPr>
+              <w:spacing w:before="40" w:after="40"/>
+              <w:jc w:val="both"/>
+            </w:pPr>
+            <w:r>
+              <w:rPr>
+                <w:color w:val="000000"/>
+                <w:sz w:val="17"/>
+                <w:szCs w:val="17"/>
+              </w:rPr>
+              <w:t>Kriteria: Kelengkapan 9 blok (35%); Kesesuaian syariah (35%); Inovasi bisnis (30%)</w:t>
+            </w:r>
+          </w:p>
+          <w:p>
+            <w:pPr>
+              <w:spacing w:before="60" w:after="40"/>
+              <w:jc w:val="both"/>
+            </w:pPr>
+            <w:r>
+              <w:rPr>
+                <w:color w:val="000000"/>
+                <w:sz w:val="17"/>
+                <w:szCs w:val="17"/>
+              </w:rPr>
+              <w:t>Teknik: Project Based Learning</w:t>
+            </w:r>
+          </w:p>
+        </w:tc>
+        <w:tc>
+          <w:tcPr>
+            <w:tcW w:w="1050" w:type="dxa"/>
+            <w:tcBorders>
+              <w:top w:val="single" w:sz="6" w:space="0" w:color="CCCCCC"/>
+              <w:left w:val="single" w:sz="6" w:space="0" w:color="CCCCCC"/>
+              <w:bottom w:val="single" w:sz="6" w:space="0" w:color="CCCCCC"/>
+              <w:right w:val="single" w:sz="6" w:space="0" w:color="CCCCCC"/>
+            </w:tcBorders>
+            <w:shd w:val="clear" w:color="auto" w:fill="F9F9F9"/>
+            <w:tcMar>
+              <w:top w:w="80" w:type="dxa"/>
+              <w:left w:w="120" w:type="dxa"/>
+              <w:bottom w:w="80" w:type="dxa"/>
+              <w:right w:w="120" w:type="dxa"/>
+            </w:tcMar>
+          </w:tcPr>
+          <w:p>
+            <w:pPr>
+              <w:spacing w:before="40" w:after="40"/>
+              <w:jc w:val="both"/>
+            </w:pPr>
+            <w:r>
+              <w:rPr>
+                <w:color w:val="000000"/>
+                <w:sz w:val="17"/>
+                <w:szCs w:val="17"/>
+              </w:rPr>
+              <w:t>Workshop: BMC Syariah (template A1)</w:t>
+            </w:r>
+          </w:p>
+          <w:p>
+            <w:pPr>
+              <w:spacing w:before="60" w:after="40"/>
+              <w:jc w:val="both"/>
+            </w:pPr>
+            <w:r>
+              <w:rPr>
+                <w:color w:val="000000"/>
+                <w:sz w:val="17"/>
+                <w:szCs w:val="17"/>
+              </w:rPr>
+              <w:t>Kelompok mengerjakan BMC UMKM mitra</w:t>
+            </w:r>
+          </w:p>
+          <w:p>
+            <w:pPr>
+              <w:spacing w:before="60" w:after="40"/>
+              <w:jc w:val="both"/>
+            </w:pPr>
+            <w:r>
+              <w:rPr>
+                <w:color w:val="000000"/>
+                <w:sz w:val="17"/>
+                <w:szCs w:val="17"/>
+              </w:rPr>
+              <w:t>Peer review antar kelompok</w:t>
+            </w:r>
+          </w:p>
+          <w:p>
+            <w:pPr>
+              <w:spacing w:before="60" w:after="40"/>
+              <w:jc w:val="both"/>
+            </w:pPr>
+            <w:r>
+              <w:rPr>
+                <w:color w:val="000000"/>
+                <w:sz w:val="17"/>
+                <w:szCs w:val="17"/>
+              </w:rPr>
+              <w:t>[PB: 3×50]</w:t>
+            </w:r>
+          </w:p>
+        </w:tc>
+        <w:tc>
+          <w:tcPr>
+            <w:tcW w:w="900" w:type="dxa"/>
+            <w:tcBorders>
+              <w:top w:val="single" w:sz="6" w:space="0" w:color="CCCCCC"/>
+              <w:left w:val="single" w:sz="6" w:space="0" w:color="CCCCCC"/>
+              <w:bottom w:val="single" w:sz="6" w:space="0" w:color="CCCCCC"/>
+              <w:right w:val="single" w:sz="6" w:space="0" w:color="CCCCCC"/>
+            </w:tcBorders>
+            <w:shd w:val="clear" w:color="auto" w:fill="F9F9F9"/>
+            <w:tcMar>
+              <w:top w:w="80" w:type="dxa"/>
+              <w:left w:w="120" w:type="dxa"/>
+              <w:bottom w:w="80" w:type="dxa"/>
+              <w:right w:w="120" w:type="dxa"/>
+            </w:tcMar>
+          </w:tcPr>
+          <w:p>
+            <w:pPr>
+              <w:spacing w:before="40" w:after="40"/>
+              <w:jc w:val="both"/>
+            </w:pPr>
+            <w:r>
+              <w:rPr>
+                <w:color w:val="000000"/>
+                <w:sz w:val="17"/>
+                <w:szCs w:val="17"/>
+              </w:rPr>
+              <w:t>Template BMC digital: Miro atau Canva (gratis); Studi kasus BMC UMKM halal sukses (YouTube Strategi Bisnis)</w:t>
+            </w:r>
+          </w:p>
+        </w:tc>
+        <w:tc>
+          <w:tcPr>
+            <w:tcW w:w="1250" w:type="dxa"/>
+            <w:tcBorders>
+              <w:top w:val="single" w:sz="6" w:space="0" w:color="CCCCCC"/>
+              <w:left w:val="single" w:sz="6" w:space="0" w:color="CCCCCC"/>
+              <w:bottom w:val="single" w:sz="6" w:space="0" w:color="CCCCCC"/>
+              <w:right w:val="single" w:sz="6" w:space="0" w:color="CCCCCC"/>
+            </w:tcBorders>
+            <w:shd w:val="clear" w:color="auto" w:fill="F9F9F9"/>
+            <w:tcMar>
+              <w:top w:w="80" w:type="dxa"/>
+              <w:left w:w="120" w:type="dxa"/>
+              <w:bottom w:w="80" w:type="dxa"/>
+              <w:right w:w="120" w:type="dxa"/>
+            </w:tcMar>
+          </w:tcPr>
+          <w:p>
+            <w:pPr>
+              <w:spacing w:before="40" w:after="40"/>
+              <w:jc w:val="both"/>
+            </w:pPr>
+            <w:r>
+              <w:rPr>
+                <w:color w:val="000000"/>
+                <w:sz w:val="17"/>
+                <w:szCs w:val="17"/>
+              </w:rPr>
+              <w:t>BMC Syariah UMKM mitra (poster A1 atau digital) + narasi penjelasan integrasi nilai Islam per blok (5%)</w:t>
+            </w:r>
+          </w:p>
+        </w:tc>
+        <w:tc>
+          <w:tcPr>
+            <w:tcW w:w="1000" w:type="dxa"/>
+            <w:tcBorders>
+              <w:top w:val="single" w:sz="6" w:space="0" w:color="CCCCCC"/>
+              <w:left w:val="single" w:sz="6" w:space="0" w:color="CCCCCC"/>
+              <w:bottom w:val="single" w:sz="6" w:space="0" w:color="CCCCCC"/>
+              <w:right w:val="single" w:sz="6" w:space="0" w:color="CCCCCC"/>
+            </w:tcBorders>
+            <w:shd w:val="clear" w:color="auto" w:fill="F9F9F9"/>
+            <w:tcMar>
+              <w:top w:w="80" w:type="dxa"/>
+              <w:left w:w="120" w:type="dxa"/>
+              <w:bottom w:w="80" w:type="dxa"/>
+              <w:right w:w="120" w:type="dxa"/>
+            </w:tcMar>
+          </w:tcPr>
+          <w:p>
+            <w:pPr>
+              <w:spacing w:before="40" w:after="40"/>
+              <w:jc w:val="both"/>
+            </w:pPr>
+            <w:r>
+              <w:rPr>
+                <w:color w:val="000000"/>
+                <w:sz w:val="17"/>
+                <w:szCs w:val="17"/>
+              </w:rPr>
+              <w:t>9 blok BMC; Syariah di BMC: Value Prop = halalan thayyiban; Revenue = bebas riba; Customer Rel = amanah; Lean Canvas; Blue ocean syariah; Case: BMT sukses</w:t>
+            </w:r>
+          </w:p>
+        </w:tc>
+        <w:tc>
+          <w:tcPr>
+            <w:tcW w:w="400" w:type="dxa"/>
+            <w:tcBorders>
+              <w:top w:val="single" w:sz="6" w:space="0" w:color="CCCCCC"/>
+              <w:left w:val="single" w:sz="6" w:space="0" w:color="CCCCCC"/>
+              <w:bottom w:val="single" w:sz="6" w:space="0" w:color="CCCCCC"/>
+              <w:right w:val="single" w:sz="6" w:space="0" w:color="CCCCCC"/>
+            </w:tcBorders>
+            <w:shd w:val="clear" w:color="auto" w:fill="F9F9F9"/>
+            <w:tcMar>
+              <w:top w:w="80" w:type="dxa"/>
+              <w:left w:w="120" w:type="dxa"/>
+              <w:bottom w:w="80" w:type="dxa"/>
+              <w:right w:w="120" w:type="dxa"/>
+            </w:tcMar>
+            <w:vAlign w:val="center"/>
+          </w:tcPr>
+          <w:p>
+            <w:pPr>
+              <w:spacing w:before="40" w:after="40"/>
+              <w:jc w:val="center"/>
+            </w:pPr>
             <w:r>
               <w:rPr>
                 <w:color w:val="000000"/>
                 <w:sz w:val="18"/>
                 <w:szCs w:val="18"/>
               </w:rPr>
-              <w:lastRenderedPageBreak/>
-              <w:t>mitra. [Sub-CPMK 4, CPMK-2]</w:t>
-            </w:r>
-          </w:p>
-        </w:tc>
-        <w:tc>
-          <w:tcPr>
-            <w:tcW w:w="1300" w:type="dxa"/>
-            <w:tcBorders>
-              <w:top w:val="single" w:sz="6" w:space="0" w:color="CCCCCC"/>
-              <w:left w:val="single" w:sz="6" w:space="0" w:color="CCCCCC"/>
-              <w:bottom w:val="single" w:sz="6" w:space="0" w:color="CCCCCC"/>
-              <w:right w:val="single" w:sz="6" w:space="0" w:color="CCCCCC"/>
-            </w:tcBorders>
-            <w:shd w:val="clear" w:color="auto" w:fill="F9F9F9"/>
-            <w:tcMar>
-              <w:top w:w="80" w:type="dxa"/>
-              <w:left w:w="120" w:type="dxa"/>
-              <w:bottom w:w="80" w:type="dxa"/>
-              <w:right w:w="120" w:type="dxa"/>
-            </w:tcMar>
-          </w:tcPr>
-          <w:p>
-            <w:pPr>
-              <w:spacing w:before="40" w:after="40"/>
-              <w:jc w:val="both"/>
-            </w:pPr>
-            <w:r>
-              <w:rPr>
-                <w:color w:val="000000"/>
-                <w:sz w:val="17"/>
-                <w:szCs w:val="17"/>
-              </w:rPr>
-              <w:lastRenderedPageBreak/>
-              <w:t>Kelengkapan 9 blok BMC yang dirancang</w:t>
-            </w:r>
-          </w:p>
-          <w:p>
-            <w:pPr>
-              <w:spacing w:before="60" w:after="40"/>
-              <w:jc w:val="both"/>
-            </w:pPr>
-            <w:r>
-              <w:rPr>
-                <w:color w:val="000000"/>
-                <w:sz w:val="17"/>
-                <w:szCs w:val="17"/>
-              </w:rPr>
-              <w:t>Integrasi nilai syariah di setiap blok BMC</w:t>
-            </w:r>
-          </w:p>
-          <w:p>
-            <w:pPr>
-              <w:spacing w:before="60" w:after="40"/>
-              <w:jc w:val="both"/>
-            </w:pPr>
-            <w:r>
-              <w:rPr>
-                <w:color w:val="000000"/>
-                <w:sz w:val="17"/>
-                <w:szCs w:val="17"/>
-              </w:rPr>
-              <w:t xml:space="preserve">Inovasi model </w:t>
-            </w:r>
-            <w:r>
-              <w:rPr>
-                <w:color w:val="000000"/>
-                <w:sz w:val="17"/>
-                <w:szCs w:val="17"/>
-              </w:rPr>
-              <w:lastRenderedPageBreak/>
-              <w:t>bisnis: blue ocean syariah</w:t>
-            </w:r>
-          </w:p>
-        </w:tc>
-        <w:tc>
-          <w:tcPr>
-            <w:tcW w:w="1500" w:type="dxa"/>
-            <w:tcBorders>
-              <w:top w:val="single" w:sz="6" w:space="0" w:color="CCCCCC"/>
-              <w:left w:val="single" w:sz="6" w:space="0" w:color="CCCCCC"/>
-              <w:bottom w:val="single" w:sz="6" w:space="0" w:color="CCCCCC"/>
-              <w:right w:val="single" w:sz="6" w:space="0" w:color="CCCCCC"/>
-            </w:tcBorders>
-            <w:shd w:val="clear" w:color="auto" w:fill="F9F9F9"/>
-            <w:tcMar>
-              <w:top w:w="80" w:type="dxa"/>
-              <w:left w:w="120" w:type="dxa"/>
-              <w:bottom w:w="80" w:type="dxa"/>
-              <w:right w:w="120" w:type="dxa"/>
-            </w:tcMar>
-          </w:tcPr>
-          <w:p>
-            <w:pPr>
-              <w:spacing w:before="40" w:after="40"/>
-              <w:jc w:val="both"/>
-            </w:pPr>
-            <w:r>
-              <w:rPr>
-                <w:color w:val="000000"/>
-                <w:sz w:val="17"/>
-                <w:szCs w:val="17"/>
-              </w:rPr>
-              <w:lastRenderedPageBreak/>
-              <w:t>Kriteria: Kelengkapan 9 blok (35%); Kesesuaian syariah (35%); Inovasi bisnis (30%)</w:t>
-            </w:r>
-          </w:p>
-          <w:p>
-            <w:pPr>
-              <w:spacing w:before="60" w:after="40"/>
-              <w:jc w:val="both"/>
-            </w:pPr>
-            <w:r>
-              <w:rPr>
-                <w:color w:val="000000"/>
-                <w:sz w:val="17"/>
-                <w:szCs w:val="17"/>
-              </w:rPr>
-              <w:lastRenderedPageBreak/>
-              <w:t>Teknik: Project Based Learning</w:t>
-            </w:r>
-          </w:p>
-        </w:tc>
-        <w:tc>
-          <w:tcPr>
-            <w:tcW w:w="1050" w:type="dxa"/>
-            <w:tcBorders>
-              <w:top w:val="single" w:sz="6" w:space="0" w:color="CCCCCC"/>
-              <w:left w:val="single" w:sz="6" w:space="0" w:color="CCCCCC"/>
-              <w:bottom w:val="single" w:sz="6" w:space="0" w:color="CCCCCC"/>
-              <w:right w:val="single" w:sz="6" w:space="0" w:color="CCCCCC"/>
-            </w:tcBorders>
-            <w:shd w:val="clear" w:color="auto" w:fill="F9F9F9"/>
-            <w:tcMar>
-              <w:top w:w="80" w:type="dxa"/>
-              <w:left w:w="120" w:type="dxa"/>
-              <w:bottom w:w="80" w:type="dxa"/>
-              <w:right w:w="120" w:type="dxa"/>
-            </w:tcMar>
-          </w:tcPr>
-          <w:p>
-            <w:pPr>
-              <w:spacing w:before="40" w:after="40"/>
-              <w:jc w:val="both"/>
-            </w:pPr>
-            <w:r>
-              <w:rPr>
-                <w:color w:val="000000"/>
-                <w:sz w:val="17"/>
-                <w:szCs w:val="17"/>
-              </w:rPr>
-              <w:lastRenderedPageBreak/>
-              <w:t>Workshop: BMC Syariah (template A1)</w:t>
-            </w:r>
-          </w:p>
-          <w:p>
-            <w:pPr>
-              <w:spacing w:before="60" w:after="40"/>
-              <w:jc w:val="both"/>
-            </w:pPr>
-            <w:r>
-              <w:rPr>
-                <w:color w:val="000000"/>
-                <w:sz w:val="17"/>
-                <w:szCs w:val="17"/>
-              </w:rPr>
-              <w:t>Kelompok mengerjakan BMC UMKM mitra</w:t>
-            </w:r>
-          </w:p>
-          <w:p>
-            <w:pPr>
-              <w:spacing w:before="60" w:after="40"/>
-              <w:jc w:val="both"/>
-            </w:pPr>
-            <w:r>
-              <w:rPr>
-                <w:color w:val="000000"/>
-                <w:sz w:val="17"/>
-                <w:szCs w:val="17"/>
-              </w:rPr>
-              <w:t>Peer review antar kelompok</w:t>
-            </w:r>
-          </w:p>
-          <w:p>
-            <w:pPr>
-              <w:spacing w:before="60" w:after="40"/>
-              <w:jc w:val="both"/>
-            </w:pPr>
-            <w:r>
-              <w:rPr>
-                <w:color w:val="000000"/>
-                <w:sz w:val="17"/>
-                <w:szCs w:val="17"/>
-              </w:rPr>
-              <w:t>[PB: 3×50]</w:t>
-            </w:r>
-          </w:p>
-        </w:tc>
-        <w:tc>
-          <w:tcPr>
-            <w:tcW w:w="900" w:type="dxa"/>
-            <w:tcBorders>
-              <w:top w:val="single" w:sz="6" w:space="0" w:color="CCCCCC"/>
-              <w:left w:val="single" w:sz="6" w:space="0" w:color="CCCCCC"/>
-              <w:bottom w:val="single" w:sz="6" w:space="0" w:color="CCCCCC"/>
-              <w:right w:val="single" w:sz="6" w:space="0" w:color="CCCCCC"/>
-            </w:tcBorders>
-            <w:shd w:val="clear" w:color="auto" w:fill="F9F9F9"/>
-            <w:tcMar>
-              <w:top w:w="80" w:type="dxa"/>
-              <w:left w:w="120" w:type="dxa"/>
-              <w:bottom w:w="80" w:type="dxa"/>
-              <w:right w:w="120" w:type="dxa"/>
-            </w:tcMar>
-          </w:tcPr>
-          <w:p>
-            <w:pPr>
-              <w:spacing w:before="40" w:after="40"/>
-              <w:jc w:val="both"/>
-            </w:pPr>
-            <w:r>
-              <w:rPr>
-                <w:color w:val="000000"/>
-                <w:sz w:val="17"/>
-                <w:szCs w:val="17"/>
-              </w:rPr>
-              <w:t>Template BMC digital: Miro atau Canva (gratis); Studi kasus BMC UMKM halal sukses (YouTube Strategi Bisnis)</w:t>
-            </w:r>
-          </w:p>
-        </w:tc>
-        <w:tc>
-          <w:tcPr>
-            <w:tcW w:w="1250" w:type="dxa"/>
-            <w:tcBorders>
-              <w:top w:val="single" w:sz="6" w:space="0" w:color="CCCCCC"/>
-              <w:left w:val="single" w:sz="6" w:space="0" w:color="CCCCCC"/>
-              <w:bottom w:val="single" w:sz="6" w:space="0" w:color="CCCCCC"/>
-              <w:right w:val="single" w:sz="6" w:space="0" w:color="CCCCCC"/>
-            </w:tcBorders>
-            <w:shd w:val="clear" w:color="auto" w:fill="F9F9F9"/>
-            <w:tcMar>
-              <w:top w:w="80" w:type="dxa"/>
-              <w:left w:w="120" w:type="dxa"/>
-              <w:bottom w:w="80" w:type="dxa"/>
-              <w:right w:w="120" w:type="dxa"/>
-            </w:tcMar>
-          </w:tcPr>
-          <w:p>
-            <w:pPr>
-              <w:spacing w:before="40" w:after="40"/>
-              <w:jc w:val="both"/>
-            </w:pPr>
-            <w:r>
-              <w:rPr>
-                <w:color w:val="000000"/>
-                <w:sz w:val="17"/>
-                <w:szCs w:val="17"/>
-              </w:rPr>
-              <w:t>BMC Syariah UMKM mitra (poster A1 atau digital) + narasi penjelasan integrasi nilai Islam per blok (5%)</w:t>
-            </w:r>
-          </w:p>
-        </w:tc>
-        <w:tc>
-          <w:tcPr>
-            <w:tcW w:w="1000" w:type="dxa"/>
-            <w:tcBorders>
-              <w:top w:val="single" w:sz="6" w:space="0" w:color="CCCCCC"/>
-              <w:left w:val="single" w:sz="6" w:space="0" w:color="CCCCCC"/>
-              <w:bottom w:val="single" w:sz="6" w:space="0" w:color="CCCCCC"/>
-              <w:right w:val="single" w:sz="6" w:space="0" w:color="CCCCCC"/>
-            </w:tcBorders>
-            <w:shd w:val="clear" w:color="auto" w:fill="F9F9F9"/>
-            <w:tcMar>
-              <w:top w:w="80" w:type="dxa"/>
-              <w:left w:w="120" w:type="dxa"/>
-              <w:bottom w:w="80" w:type="dxa"/>
-              <w:right w:w="120" w:type="dxa"/>
-            </w:tcMar>
-          </w:tcPr>
-          <w:p>
-            <w:pPr>
-              <w:spacing w:before="40" w:after="40"/>
-              <w:jc w:val="both"/>
-            </w:pPr>
-            <w:r>
-              <w:rPr>
-                <w:color w:val="000000"/>
-                <w:sz w:val="17"/>
-                <w:szCs w:val="17"/>
-              </w:rPr>
-              <w:t xml:space="preserve">9 blok BMC; Syariah di BMC: Value Prop = halalan thayyiban; Revenue = bebas riba; Customer Rel = amanah; Lean Canvas; Blue ocean </w:t>
-            </w:r>
-            <w:r>
-              <w:rPr>
-                <w:color w:val="000000"/>
-                <w:sz w:val="17"/>
-                <w:szCs w:val="17"/>
-              </w:rPr>
-              <w:lastRenderedPageBreak/>
-              <w:t>syariah; Case: BMT sukses</w:t>
-            </w:r>
-          </w:p>
-        </w:tc>
-        <w:tc>
-          <w:tcPr>
-            <w:tcW w:w="400" w:type="dxa"/>
-            <w:tcBorders>
-              <w:top w:val="single" w:sz="6" w:space="0" w:color="CCCCCC"/>
-              <w:left w:val="single" w:sz="6" w:space="0" w:color="CCCCCC"/>
-              <w:bottom w:val="single" w:sz="6" w:space="0" w:color="CCCCCC"/>
-              <w:right w:val="single" w:sz="6" w:space="0" w:color="CCCCCC"/>
-            </w:tcBorders>
-            <w:shd w:val="clear" w:color="auto" w:fill="F9F9F9"/>
-            <w:tcMar>
-              <w:top w:w="80" w:type="dxa"/>
-              <w:left w:w="120" w:type="dxa"/>
-              <w:bottom w:w="80" w:type="dxa"/>
-              <w:right w:w="120" w:type="dxa"/>
-            </w:tcMar>
-            <w:vAlign w:val="center"/>
-          </w:tcPr>
-          <w:p>
-            <w:pPr>
-              <w:spacing w:before="40" w:after="40"/>
-              <w:jc w:val="center"/>
-            </w:pPr>
-            <w:r>
-              <w:rPr>
-                <w:color w:val="000000"/>
-                <w:sz w:val="18"/>
-                <w:szCs w:val="18"/>
-              </w:rPr>
-              <w:lastRenderedPageBreak/>
               <w:t>8%</w:t>
             </w:r>
           </w:p>
@@ -8915,6 +8934,7 @@
                 <w:sz w:val="20"/>
                 <w:szCs w:val="20"/>
               </w:rPr>
+              <w:lastRenderedPageBreak/>
               <w:t>7</w:t>
             </w:r>
           </w:p>
@@ -9383,7 +9403,6 @@
                 <w:sz w:val="17"/>
                 <w:szCs w:val="17"/>
               </w:rPr>
-              <w:lastRenderedPageBreak/>
               <w:t>Kualitas rekomendasi strategi berbasis Islam</w:t>
             </w:r>
           </w:p>
@@ -9416,7 +9435,6 @@
                 <w:sz w:val="17"/>
                 <w:szCs w:val="17"/>
               </w:rPr>
-              <w:lastRenderedPageBreak/>
               <w:t>Kriteria: Uraian analitis 60%; Studi kasus 40%</w:t>
             </w:r>
           </w:p>
@@ -10089,301 +10107,351 @@
                 <w:sz w:val="18"/>
                 <w:szCs w:val="18"/>
               </w:rPr>
-              <w:t>Mahasiswa mampu menyusun proyeksi keuangan 3 tahun dan analisis kelayakan finansial scale up UMKM mitra. [Sub-CPMK 9, CPMK-4]</w:t>
-            </w:r>
-          </w:p>
-        </w:tc>
-        <w:tc>
-          <w:tcPr>
-            <w:tcW w:w="1300" w:type="dxa"/>
-            <w:tcBorders>
-              <w:top w:val="single" w:sz="6" w:space="0" w:color="CCCCCC"/>
-              <w:left w:val="single" w:sz="6" w:space="0" w:color="CCCCCC"/>
-              <w:bottom w:val="single" w:sz="6" w:space="0" w:color="CCCCCC"/>
-              <w:right w:val="single" w:sz="6" w:space="0" w:color="CCCCCC"/>
-            </w:tcBorders>
-            <w:shd w:val="clear" w:color="auto" w:fill="F9F9F9"/>
-            <w:tcMar>
-              <w:top w:w="80" w:type="dxa"/>
-              <w:left w:w="120" w:type="dxa"/>
-              <w:bottom w:w="80" w:type="dxa"/>
-              <w:right w:w="120" w:type="dxa"/>
-            </w:tcMar>
-          </w:tcPr>
-          <w:p>
-            <w:pPr>
-              <w:spacing w:before="40" w:after="40"/>
-              <w:jc w:val="both"/>
-            </w:pPr>
-            <w:r>
-              <w:rPr>
-                <w:color w:val="000000"/>
-                <w:sz w:val="17"/>
-                <w:szCs w:val="17"/>
-              </w:rPr>
-              <w:t>Ketepatan proyeksi penjualan berbasis data historis</w:t>
-            </w:r>
-          </w:p>
-          <w:p>
-            <w:pPr>
-              <w:spacing w:before="60" w:after="40"/>
-              <w:jc w:val="both"/>
-            </w:pPr>
-            <w:r>
-              <w:rPr>
-                <w:color w:val="000000"/>
-                <w:sz w:val="17"/>
-                <w:szCs w:val="17"/>
-              </w:rPr>
-              <w:t>Kemampuan menghitung BEP, ROI, dan Payback Period</w:t>
-            </w:r>
-          </w:p>
-          <w:p>
-            <w:pPr>
-              <w:spacing w:before="60" w:after="40"/>
-              <w:jc w:val="both"/>
-            </w:pPr>
-            <w:r>
-              <w:rPr>
-                <w:color w:val="000000"/>
-                <w:sz w:val="17"/>
-                <w:szCs w:val="17"/>
-              </w:rPr>
-              <w:t>Kemampuan analisis sensitivitas skenario</w:t>
-            </w:r>
-          </w:p>
-        </w:tc>
-        <w:tc>
-          <w:tcPr>
-            <w:tcW w:w="1500" w:type="dxa"/>
-            <w:tcBorders>
-              <w:top w:val="single" w:sz="6" w:space="0" w:color="CCCCCC"/>
-              <w:left w:val="single" w:sz="6" w:space="0" w:color="CCCCCC"/>
-              <w:bottom w:val="single" w:sz="6" w:space="0" w:color="CCCCCC"/>
-              <w:right w:val="single" w:sz="6" w:space="0" w:color="CCCCCC"/>
-            </w:tcBorders>
-            <w:shd w:val="clear" w:color="auto" w:fill="F9F9F9"/>
-            <w:tcMar>
-              <w:top w:w="80" w:type="dxa"/>
-              <w:left w:w="120" w:type="dxa"/>
-              <w:bottom w:w="80" w:type="dxa"/>
-              <w:right w:w="120" w:type="dxa"/>
-            </w:tcMar>
-          </w:tcPr>
-          <w:p>
-            <w:pPr>
-              <w:spacing w:before="40" w:after="40"/>
-              <w:jc w:val="both"/>
-            </w:pPr>
-            <w:r>
-              <w:rPr>
-                <w:color w:val="000000"/>
-                <w:sz w:val="17"/>
-                <w:szCs w:val="17"/>
-              </w:rPr>
-              <w:t>Kriteria: Ketepatan hitungan (50%); Kelengkapan komponen (30%); Analisis sensitivitas (20%)</w:t>
-            </w:r>
-          </w:p>
-          <w:p>
-            <w:pPr>
-              <w:spacing w:before="60" w:after="40"/>
-              <w:jc w:val="both"/>
-            </w:pPr>
-            <w:r>
-              <w:rPr>
-                <w:color w:val="000000"/>
-                <w:sz w:val="17"/>
-                <w:szCs w:val="17"/>
-              </w:rPr>
-              <w:t>Teknik: Workshop Excel + Laporan</w:t>
-            </w:r>
-          </w:p>
-        </w:tc>
-        <w:tc>
-          <w:tcPr>
-            <w:tcW w:w="1050" w:type="dxa"/>
-            <w:tcBorders>
-              <w:top w:val="single" w:sz="6" w:space="0" w:color="CCCCCC"/>
-              <w:left w:val="single" w:sz="6" w:space="0" w:color="CCCCCC"/>
-              <w:bottom w:val="single" w:sz="6" w:space="0" w:color="CCCCCC"/>
-              <w:right w:val="single" w:sz="6" w:space="0" w:color="CCCCCC"/>
-            </w:tcBorders>
-            <w:shd w:val="clear" w:color="auto" w:fill="F9F9F9"/>
-            <w:tcMar>
-              <w:top w:w="80" w:type="dxa"/>
-              <w:left w:w="120" w:type="dxa"/>
-              <w:bottom w:w="80" w:type="dxa"/>
-              <w:right w:w="120" w:type="dxa"/>
-            </w:tcMar>
-          </w:tcPr>
-          <w:p>
-            <w:pPr>
-              <w:spacing w:before="40" w:after="40"/>
-              <w:jc w:val="both"/>
-            </w:pPr>
-            <w:r>
-              <w:rPr>
-                <w:color w:val="000000"/>
-                <w:sz w:val="17"/>
-                <w:szCs w:val="17"/>
-              </w:rPr>
-              <w:t>Workshop Excel: proyeksi keuangan 3 tahun</w:t>
-            </w:r>
-          </w:p>
-          <w:p>
-            <w:pPr>
-              <w:spacing w:before="60" w:after="40"/>
-              <w:jc w:val="both"/>
-            </w:pPr>
-            <w:r>
-              <w:rPr>
-                <w:color w:val="000000"/>
-                <w:sz w:val="17"/>
-                <w:szCs w:val="17"/>
-              </w:rPr>
-              <w:t>Praktik: input data keuangan UMKM mitra</w:t>
-            </w:r>
-          </w:p>
-          <w:p>
-            <w:pPr>
-              <w:spacing w:before="60" w:after="40"/>
-              <w:jc w:val="both"/>
-            </w:pPr>
-            <w:r>
-              <w:rPr>
-                <w:color w:val="000000"/>
-                <w:sz w:val="17"/>
-                <w:szCs w:val="17"/>
-              </w:rPr>
-              <w:t>[PB: 3×50]</w:t>
-            </w:r>
-          </w:p>
-        </w:tc>
-        <w:tc>
-          <w:tcPr>
-            <w:tcW w:w="900" w:type="dxa"/>
-            <w:tcBorders>
-              <w:top w:val="single" w:sz="6" w:space="0" w:color="CCCCCC"/>
-              <w:left w:val="single" w:sz="6" w:space="0" w:color="CCCCCC"/>
-              <w:bottom w:val="single" w:sz="6" w:space="0" w:color="CCCCCC"/>
-              <w:right w:val="single" w:sz="6" w:space="0" w:color="CCCCCC"/>
-            </w:tcBorders>
-            <w:shd w:val="clear" w:color="auto" w:fill="F9F9F9"/>
-            <w:tcMar>
-              <w:top w:w="80" w:type="dxa"/>
-              <w:left w:w="120" w:type="dxa"/>
-              <w:bottom w:w="80" w:type="dxa"/>
-              <w:right w:w="120" w:type="dxa"/>
-            </w:tcMar>
-          </w:tcPr>
-          <w:p>
-            <w:pPr>
-              <w:spacing w:before="40" w:after="40"/>
-              <w:jc w:val="both"/>
-            </w:pPr>
-            <w:r>
-              <w:rPr>
-                <w:color w:val="000000"/>
-                <w:sz w:val="17"/>
-                <w:szCs w:val="17"/>
-              </w:rPr>
-              <w:t>Template Excel proyeksi keuangan 3 tahun (disediakan dosen di LMS)</w:t>
-            </w:r>
-          </w:p>
-        </w:tc>
-        <w:tc>
-          <w:tcPr>
-            <w:tcW w:w="1250" w:type="dxa"/>
-            <w:tcBorders>
-              <w:top w:val="single" w:sz="6" w:space="0" w:color="CCCCCC"/>
-              <w:left w:val="single" w:sz="6" w:space="0" w:color="CCCCCC"/>
-              <w:bottom w:val="single" w:sz="6" w:space="0" w:color="CCCCCC"/>
-              <w:right w:val="single" w:sz="6" w:space="0" w:color="CCCCCC"/>
-            </w:tcBorders>
-            <w:shd w:val="clear" w:color="auto" w:fill="F9F9F9"/>
-            <w:tcMar>
-              <w:top w:w="80" w:type="dxa"/>
-              <w:left w:w="120" w:type="dxa"/>
-              <w:bottom w:w="80" w:type="dxa"/>
-              <w:right w:w="120" w:type="dxa"/>
-            </w:tcMar>
-          </w:tcPr>
-          <w:p>
-            <w:pPr>
-              <w:spacing w:before="40" w:after="40"/>
-              <w:jc w:val="both"/>
-            </w:pPr>
-            <w:r>
-              <w:rPr>
-                <w:color w:val="000000"/>
-                <w:sz w:val="17"/>
-                <w:szCs w:val="17"/>
-              </w:rPr>
-              <w:t>Proyeksi Keuangan 3 Tahun UMKM mitra: L/R, arus kas, neraca sederhana + BEP + ROI + Payback + sensitivitas 2 skenario (5%)</w:t>
-            </w:r>
-          </w:p>
-        </w:tc>
-        <w:tc>
-          <w:tcPr>
-            <w:tcW w:w="1000" w:type="dxa"/>
-            <w:tcBorders>
-              <w:top w:val="single" w:sz="6" w:space="0" w:color="CCCCCC"/>
-              <w:left w:val="single" w:sz="6" w:space="0" w:color="CCCCCC"/>
-              <w:bottom w:val="single" w:sz="6" w:space="0" w:color="CCCCCC"/>
-              <w:right w:val="single" w:sz="6" w:space="0" w:color="CCCCCC"/>
-            </w:tcBorders>
-            <w:shd w:val="clear" w:color="auto" w:fill="F9F9F9"/>
-            <w:tcMar>
-              <w:top w:w="80" w:type="dxa"/>
-              <w:left w:w="120" w:type="dxa"/>
-              <w:bottom w:w="80" w:type="dxa"/>
-              <w:right w:w="120" w:type="dxa"/>
-            </w:tcMar>
-          </w:tcPr>
-          <w:p>
-            <w:pPr>
-              <w:spacing w:before="40" w:after="40"/>
-              <w:jc w:val="both"/>
-            </w:pPr>
-            <w:r>
-              <w:rPr>
-                <w:color w:val="000000"/>
-                <w:sz w:val="17"/>
-                <w:szCs w:val="17"/>
-              </w:rPr>
-              <w:t>Proyeksi penjualan: metode historis + growth rate; Biaya tetap vs variabel; BEP: Rp dan unit; ROI; Payback Period; Analisis sensitivitas: what if permintaan turun 20%; NPV dasar</w:t>
-            </w:r>
-          </w:p>
-        </w:tc>
-        <w:tc>
-          <w:tcPr>
-            <w:tcW w:w="400" w:type="dxa"/>
-            <w:tcBorders>
-              <w:top w:val="single" w:sz="6" w:space="0" w:color="CCCCCC"/>
-              <w:left w:val="single" w:sz="6" w:space="0" w:color="CCCCCC"/>
-              <w:bottom w:val="single" w:sz="6" w:space="0" w:color="CCCCCC"/>
-              <w:right w:val="single" w:sz="6" w:space="0" w:color="CCCCCC"/>
-            </w:tcBorders>
-            <w:shd w:val="clear" w:color="auto" w:fill="F9F9F9"/>
-            <w:tcMar>
-              <w:top w:w="80" w:type="dxa"/>
-              <w:left w:w="120" w:type="dxa"/>
-              <w:bottom w:w="80" w:type="dxa"/>
-              <w:right w:w="120" w:type="dxa"/>
-            </w:tcMar>
-            <w:vAlign w:val="center"/>
-          </w:tcPr>
-          <w:p>
-            <w:pPr>
-              <w:spacing w:before="40" w:after="40"/>
-              <w:jc w:val="center"/>
-            </w:pPr>
+              <w:t xml:space="preserve">Mahasiswa mampu menyusun proyeksi keuangan 3 tahun dan analisis kelayakan finansial </w:t>
+            </w:r>
             <w:r>
               <w:rPr>
                 <w:color w:val="000000"/>
                 <w:sz w:val="18"/>
                 <w:szCs w:val="18"/>
               </w:rPr>
+              <w:lastRenderedPageBreak/>
+              <w:t>scale up UMKM mitra. [Sub-CPMK 9, CPMK-4]</w:t>
+            </w:r>
+          </w:p>
+        </w:tc>
+        <w:tc>
+          <w:tcPr>
+            <w:tcW w:w="1300" w:type="dxa"/>
+            <w:tcBorders>
+              <w:top w:val="single" w:sz="6" w:space="0" w:color="CCCCCC"/>
+              <w:left w:val="single" w:sz="6" w:space="0" w:color="CCCCCC"/>
+              <w:bottom w:val="single" w:sz="6" w:space="0" w:color="CCCCCC"/>
+              <w:right w:val="single" w:sz="6" w:space="0" w:color="CCCCCC"/>
+            </w:tcBorders>
+            <w:shd w:val="clear" w:color="auto" w:fill="F9F9F9"/>
+            <w:tcMar>
+              <w:top w:w="80" w:type="dxa"/>
+              <w:left w:w="120" w:type="dxa"/>
+              <w:bottom w:w="80" w:type="dxa"/>
+              <w:right w:w="120" w:type="dxa"/>
+            </w:tcMar>
+          </w:tcPr>
+          <w:p>
+            <w:pPr>
+              <w:spacing w:before="40" w:after="40"/>
+              <w:jc w:val="both"/>
+            </w:pPr>
+            <w:r>
+              <w:rPr>
+                <w:color w:val="000000"/>
+                <w:sz w:val="17"/>
+                <w:szCs w:val="17"/>
+              </w:rPr>
+              <w:lastRenderedPageBreak/>
+              <w:t>Ketepatan proyeksi penjualan berbasis data historis</w:t>
+            </w:r>
+          </w:p>
+          <w:p>
+            <w:pPr>
+              <w:spacing w:before="60" w:after="40"/>
+              <w:jc w:val="both"/>
+            </w:pPr>
+            <w:r>
+              <w:rPr>
+                <w:color w:val="000000"/>
+                <w:sz w:val="17"/>
+                <w:szCs w:val="17"/>
+              </w:rPr>
+              <w:t xml:space="preserve">Kemampuan menghitung BEP, ROI, </w:t>
+            </w:r>
+            <w:r>
+              <w:rPr>
+                <w:color w:val="000000"/>
+                <w:sz w:val="17"/>
+                <w:szCs w:val="17"/>
+              </w:rPr>
+              <w:lastRenderedPageBreak/>
+              <w:t>dan Payback Period</w:t>
+            </w:r>
+          </w:p>
+          <w:p>
+            <w:pPr>
+              <w:spacing w:before="60" w:after="40"/>
+              <w:jc w:val="both"/>
+            </w:pPr>
+            <w:r>
+              <w:rPr>
+                <w:color w:val="000000"/>
+                <w:sz w:val="17"/>
+                <w:szCs w:val="17"/>
+              </w:rPr>
+              <w:t>Kemampuan analisis sensitivitas skenario</w:t>
+            </w:r>
+          </w:p>
+        </w:tc>
+        <w:tc>
+          <w:tcPr>
+            <w:tcW w:w="1500" w:type="dxa"/>
+            <w:tcBorders>
+              <w:top w:val="single" w:sz="6" w:space="0" w:color="CCCCCC"/>
+              <w:left w:val="single" w:sz="6" w:space="0" w:color="CCCCCC"/>
+              <w:bottom w:val="single" w:sz="6" w:space="0" w:color="CCCCCC"/>
+              <w:right w:val="single" w:sz="6" w:space="0" w:color="CCCCCC"/>
+            </w:tcBorders>
+            <w:shd w:val="clear" w:color="auto" w:fill="F9F9F9"/>
+            <w:tcMar>
+              <w:top w:w="80" w:type="dxa"/>
+              <w:left w:w="120" w:type="dxa"/>
+              <w:bottom w:w="80" w:type="dxa"/>
+              <w:right w:w="120" w:type="dxa"/>
+            </w:tcMar>
+          </w:tcPr>
+          <w:p>
+            <w:pPr>
+              <w:spacing w:before="40" w:after="40"/>
+              <w:jc w:val="both"/>
+            </w:pPr>
+            <w:r>
+              <w:rPr>
+                <w:color w:val="000000"/>
+                <w:sz w:val="17"/>
+                <w:szCs w:val="17"/>
+              </w:rPr>
+              <w:lastRenderedPageBreak/>
+              <w:t xml:space="preserve">Kriteria: Ketepatan hitungan (50%); Kelengkapan komponen (30%); Analisis </w:t>
+            </w:r>
+            <w:r>
+              <w:rPr>
+                <w:color w:val="000000"/>
+                <w:sz w:val="17"/>
+                <w:szCs w:val="17"/>
+              </w:rPr>
+              <w:lastRenderedPageBreak/>
+              <w:t>sensitivitas (20%)</w:t>
+            </w:r>
+          </w:p>
+          <w:p>
+            <w:pPr>
+              <w:spacing w:before="60" w:after="40"/>
+              <w:jc w:val="both"/>
+            </w:pPr>
+            <w:r>
+              <w:rPr>
+                <w:color w:val="000000"/>
+                <w:sz w:val="17"/>
+                <w:szCs w:val="17"/>
+              </w:rPr>
+              <w:t>Teknik: Workshop Excel + Laporan</w:t>
+            </w:r>
+          </w:p>
+        </w:tc>
+        <w:tc>
+          <w:tcPr>
+            <w:tcW w:w="1050" w:type="dxa"/>
+            <w:tcBorders>
+              <w:top w:val="single" w:sz="6" w:space="0" w:color="CCCCCC"/>
+              <w:left w:val="single" w:sz="6" w:space="0" w:color="CCCCCC"/>
+              <w:bottom w:val="single" w:sz="6" w:space="0" w:color="CCCCCC"/>
+              <w:right w:val="single" w:sz="6" w:space="0" w:color="CCCCCC"/>
+            </w:tcBorders>
+            <w:shd w:val="clear" w:color="auto" w:fill="F9F9F9"/>
+            <w:tcMar>
+              <w:top w:w="80" w:type="dxa"/>
+              <w:left w:w="120" w:type="dxa"/>
+              <w:bottom w:w="80" w:type="dxa"/>
+              <w:right w:w="120" w:type="dxa"/>
+            </w:tcMar>
+          </w:tcPr>
+          <w:p>
+            <w:pPr>
+              <w:spacing w:before="40" w:after="40"/>
+              <w:jc w:val="both"/>
+            </w:pPr>
+            <w:r>
+              <w:rPr>
+                <w:color w:val="000000"/>
+                <w:sz w:val="17"/>
+                <w:szCs w:val="17"/>
+              </w:rPr>
+              <w:lastRenderedPageBreak/>
+              <w:t>Workshop Excel: proyeksi keuangan 3 tahun</w:t>
+            </w:r>
+          </w:p>
+          <w:p>
+            <w:pPr>
+              <w:spacing w:before="60" w:after="40"/>
+              <w:jc w:val="both"/>
+            </w:pPr>
+            <w:r>
+              <w:rPr>
+                <w:color w:val="000000"/>
+                <w:sz w:val="17"/>
+                <w:szCs w:val="17"/>
+              </w:rPr>
+              <w:t>Praktik: input data keuangan UMKM mitra</w:t>
+            </w:r>
+          </w:p>
+          <w:p>
+            <w:pPr>
+              <w:spacing w:before="60" w:after="40"/>
+              <w:jc w:val="both"/>
+            </w:pPr>
+            <w:r>
+              <w:rPr>
+                <w:color w:val="000000"/>
+                <w:sz w:val="17"/>
+                <w:szCs w:val="17"/>
+              </w:rPr>
+              <w:t>[PB: 3×50]</w:t>
+            </w:r>
+          </w:p>
+        </w:tc>
+        <w:tc>
+          <w:tcPr>
+            <w:tcW w:w="900" w:type="dxa"/>
+            <w:tcBorders>
+              <w:top w:val="single" w:sz="6" w:space="0" w:color="CCCCCC"/>
+              <w:left w:val="single" w:sz="6" w:space="0" w:color="CCCCCC"/>
+              <w:bottom w:val="single" w:sz="6" w:space="0" w:color="CCCCCC"/>
+              <w:right w:val="single" w:sz="6" w:space="0" w:color="CCCCCC"/>
+            </w:tcBorders>
+            <w:shd w:val="clear" w:color="auto" w:fill="F9F9F9"/>
+            <w:tcMar>
+              <w:top w:w="80" w:type="dxa"/>
+              <w:left w:w="120" w:type="dxa"/>
+              <w:bottom w:w="80" w:type="dxa"/>
+              <w:right w:w="120" w:type="dxa"/>
+            </w:tcMar>
+          </w:tcPr>
+          <w:p>
+            <w:pPr>
+              <w:spacing w:before="40" w:after="40"/>
+              <w:jc w:val="both"/>
+            </w:pPr>
+            <w:r>
+              <w:rPr>
+                <w:color w:val="000000"/>
+                <w:sz w:val="17"/>
+                <w:szCs w:val="17"/>
+              </w:rPr>
+              <w:t>Template Excel proyeksi keuangan 3 tahun (disediakan dosen di LMS)</w:t>
+            </w:r>
+          </w:p>
+        </w:tc>
+        <w:tc>
+          <w:tcPr>
+            <w:tcW w:w="1250" w:type="dxa"/>
+            <w:tcBorders>
+              <w:top w:val="single" w:sz="6" w:space="0" w:color="CCCCCC"/>
+              <w:left w:val="single" w:sz="6" w:space="0" w:color="CCCCCC"/>
+              <w:bottom w:val="single" w:sz="6" w:space="0" w:color="CCCCCC"/>
+              <w:right w:val="single" w:sz="6" w:space="0" w:color="CCCCCC"/>
+            </w:tcBorders>
+            <w:shd w:val="clear" w:color="auto" w:fill="F9F9F9"/>
+            <w:tcMar>
+              <w:top w:w="80" w:type="dxa"/>
+              <w:left w:w="120" w:type="dxa"/>
+              <w:bottom w:w="80" w:type="dxa"/>
+              <w:right w:w="120" w:type="dxa"/>
+            </w:tcMar>
+          </w:tcPr>
+          <w:p>
+            <w:pPr>
+              <w:spacing w:before="40" w:after="40"/>
+              <w:jc w:val="both"/>
+            </w:pPr>
+            <w:r>
+              <w:rPr>
+                <w:color w:val="000000"/>
+                <w:sz w:val="17"/>
+                <w:szCs w:val="17"/>
+              </w:rPr>
+              <w:t xml:space="preserve">Proyeksi Keuangan 3 Tahun UMKM mitra: L/R, arus kas, neraca sederhana + BEP + ROI + Payback + </w:t>
+            </w:r>
+            <w:r>
+              <w:rPr>
+                <w:color w:val="000000"/>
+                <w:sz w:val="17"/>
+                <w:szCs w:val="17"/>
+              </w:rPr>
+              <w:lastRenderedPageBreak/>
+              <w:t>sensitivitas 2 skenario (5%)</w:t>
+            </w:r>
+          </w:p>
+        </w:tc>
+        <w:tc>
+          <w:tcPr>
+            <w:tcW w:w="1000" w:type="dxa"/>
+            <w:tcBorders>
+              <w:top w:val="single" w:sz="6" w:space="0" w:color="CCCCCC"/>
+              <w:left w:val="single" w:sz="6" w:space="0" w:color="CCCCCC"/>
+              <w:bottom w:val="single" w:sz="6" w:space="0" w:color="CCCCCC"/>
+              <w:right w:val="single" w:sz="6" w:space="0" w:color="CCCCCC"/>
+            </w:tcBorders>
+            <w:shd w:val="clear" w:color="auto" w:fill="F9F9F9"/>
+            <w:tcMar>
+              <w:top w:w="80" w:type="dxa"/>
+              <w:left w:w="120" w:type="dxa"/>
+              <w:bottom w:w="80" w:type="dxa"/>
+              <w:right w:w="120" w:type="dxa"/>
+            </w:tcMar>
+          </w:tcPr>
+          <w:p>
+            <w:pPr>
+              <w:spacing w:before="40" w:after="40"/>
+              <w:jc w:val="both"/>
+            </w:pPr>
+            <w:r>
+              <w:rPr>
+                <w:color w:val="000000"/>
+                <w:sz w:val="17"/>
+                <w:szCs w:val="17"/>
+              </w:rPr>
+              <w:lastRenderedPageBreak/>
+              <w:t xml:space="preserve">Proyeksi penjualan: metode historis + growth rate; Biaya tetap vs variabel; BEP: Rp dan unit; ROI; Payback </w:t>
+            </w:r>
+            <w:r>
+              <w:rPr>
+                <w:color w:val="000000"/>
+                <w:sz w:val="17"/>
+                <w:szCs w:val="17"/>
+              </w:rPr>
+              <w:lastRenderedPageBreak/>
+              <w:t>Period; Analisis sensitivitas: what if permintaan turun 20%; NPV dasar</w:t>
+            </w:r>
+          </w:p>
+        </w:tc>
+        <w:tc>
+          <w:tcPr>
+            <w:tcW w:w="400" w:type="dxa"/>
+            <w:tcBorders>
+              <w:top w:val="single" w:sz="6" w:space="0" w:color="CCCCCC"/>
+              <w:left w:val="single" w:sz="6" w:space="0" w:color="CCCCCC"/>
+              <w:bottom w:val="single" w:sz="6" w:space="0" w:color="CCCCCC"/>
+              <w:right w:val="single" w:sz="6" w:space="0" w:color="CCCCCC"/>
+            </w:tcBorders>
+            <w:shd w:val="clear" w:color="auto" w:fill="F9F9F9"/>
+            <w:tcMar>
+              <w:top w:w="80" w:type="dxa"/>
+              <w:left w:w="120" w:type="dxa"/>
+              <w:bottom w:w="80" w:type="dxa"/>
+              <w:right w:w="120" w:type="dxa"/>
+            </w:tcMar>
+            <w:vAlign w:val="center"/>
+          </w:tcPr>
+          <w:p>
+            <w:pPr>
+              <w:spacing w:before="40" w:after="40"/>
+              <w:jc w:val="center"/>
+            </w:pPr>
+            <w:r>
+              <w:rPr>
+                <w:color w:val="000000"/>
+                <w:sz w:val="18"/>
+                <w:szCs w:val="18"/>
+              </w:rPr>
+              <w:lastRenderedPageBreak/>
               <w:t>8%</w:t>
             </w:r>
           </w:p>
@@ -10847,7 +10915,6 @@
                 <w:sz w:val="20"/>
                 <w:szCs w:val="20"/>
               </w:rPr>
-              <w:lastRenderedPageBreak/>
               <w:t>12</w:t>
             </w:r>
           </w:p>
@@ -11530,7 +11597,16 @@
                 <w:sz w:val="17"/>
                 <w:szCs w:val="17"/>
               </w:rPr>
-              <w:t>Pitch deck: Problem, Solution, Market, Business Model, Traction, Team, Financial, Ask; Teknik bicara meyakinkan berbasis kejujuran; Q&amp;A: cara menjawab pertanyaan kritis</w:t>
+              <w:t xml:space="preserve">Pitch deck: Problem, Solution, Market, Business Model, Traction, Team, Financial, Ask; Teknik bicara meyakinkan berbasis kejujuran; Q&amp;A: cara menjawab </w:t>
+            </w:r>
+            <w:r>
+              <w:rPr>
+                <w:color w:val="000000"/>
+                <w:sz w:val="17"/>
+                <w:szCs w:val="17"/>
+              </w:rPr>
+              <w:lastRenderedPageBreak/>
+              <w:t>pertanyaan kritis</w:t>
             </w:r>
           </w:p>
         </w:tc>
@@ -12362,7 +12438,6 @@
                 <w:sz w:val="20"/>
                 <w:szCs w:val="20"/>
               </w:rPr>
-              <w:lastRenderedPageBreak/>
               <w:t>16</w:t>
             </w:r>
           </w:p>
@@ -12746,7 +12821,7 @@
           <w:left w:w="10" w:type="dxa"/>
           <w:right w:w="10" w:type="dxa"/>
         </w:tblCellMar>
-        <w:tblLook w:val="04A0" w:firstRow="1" w:lastRow="0" w:firstColumn="1" w:lastColumn="0" w:noHBand="0" w:noVBand="1"/>
+        <w:tblLook w:val="0000" w:firstRow="0" w:lastRow="0" w:firstColumn="0" w:lastColumn="0" w:noHBand="0" w:noVBand="0"/>
       </w:tblPr>
       <w:tblGrid>
         <w:gridCol w:w="2000"/>
@@ -12937,6 +13012,7 @@
                 <w:sz w:val="20"/>
                 <w:szCs w:val="20"/>
               </w:rPr>
+              <w:lastRenderedPageBreak/>
               <w:t>Kehadiran &amp; Partisipasi</w:t>
             </w:r>
           </w:p>
@@ -14070,6 +14146,72 @@
     </w:p>
     <w:p>
       <w:pPr>
+        <w:spacing w:after="60"/>
+      </w:pPr>
+      <w:r>
+        <w:rPr>
+          <w:sz w:val="20"/>
+        </w:rPr>
+        <w:t>1. Kehadiran minimal 75% dari total pertemuan menjadi syarat mengikuti Ujian Akhir Semester (UAS).</w:t>
+      </w:r>
+    </w:p>
+    <w:p>
+      <w:pPr>
+        <w:spacing w:after="60"/>
+      </w:pPr>
+      <w:r>
+        <w:rPr>
+          <w:sz w:val="20"/>
+        </w:rPr>
+        <w:t>2. Skala nilai akhir: A (80–100), B (70–79,99), C (60–69,99), D (50–59,99), E (&lt;50). Nilai kelulusan minimal C.</w:t>
+      </w:r>
+    </w:p>
+    <w:p>
+      <w:pPr>
+        <w:spacing w:after="60"/>
+      </w:pPr>
+      <w:r>
+        <w:rPr>
+          <w:sz w:val="20"/>
+        </w:rPr>
+        <w:t>3. Keterlambatan pengumpulan tugas dikenai pengurangan nilai 10% per hari (maksimal 3 hari); melewati batas tersebut tugas dinilai 0.</w:t>
+      </w:r>
+    </w:p>
+    <w:p>
+      <w:pPr>
+        <w:spacing w:after="60"/>
+      </w:pPr>
+      <w:r>
+        <w:rPr>
+          <w:sz w:val="20"/>
+        </w:rPr>
+        <w:t>4. Plagiarisme dan segala bentuk kecurangan akademik berakibat nilai 0 pada komponen terkait dan diproses sesuai kode etik STEI Fitrah Insani.</w:t>
+      </w:r>
+    </w:p>
+    <w:p>
+      <w:pPr>
+        <w:spacing w:after="60"/>
+      </w:pPr>
+      <w:r>
+        <w:rPr>
+          <w:sz w:val="20"/>
+        </w:rPr>
+        <w:t>5. Mahasiswa dengan nilai akhir D atau E dapat mengikuti program remedial sesuai kalender akademik.</w:t>
+      </w:r>
+    </w:p>
+    <w:p>
+      <w:pPr>
+        <w:spacing w:after="60"/>
+      </w:pPr>
+      <w:r>
+        <w:rPr>
+          <w:sz w:val="20"/>
+        </w:rPr>
+        <w:t>6. Rekapitulasi nilai mengikuti tabel evaluasi pembelajaran; keputusan akhir dosen pengampu bersifat final setelah verifikasi Ketua Program Studi.</w:t>
+      </w:r>
+    </w:p>
+    <w:p>
+      <w:pPr>
         <w:spacing w:after="200"/>
       </w:pPr>
     </w:p>
@@ -14112,7 +14254,7 @@
           <w:left w:w="10" w:type="dxa"/>
           <w:right w:w="10" w:type="dxa"/>
         </w:tblCellMar>
-        <w:tblLook w:val="04A0" w:firstRow="1" w:lastRow="0" w:firstColumn="1" w:lastColumn="0" w:noHBand="0" w:noVBand="1"/>
+        <w:tblLook w:val="0000" w:firstRow="0" w:lastRow="0" w:firstColumn="0" w:lastColumn="0" w:noHBand="0" w:noVBand="0"/>
       </w:tblPr>
       <w:tblGrid>
         <w:gridCol w:w="1500"/>
@@ -14309,6 +14451,7 @@
                 <w:sz w:val="20"/>
                 <w:szCs w:val="20"/>
               </w:rPr>
+              <w:lastRenderedPageBreak/>
               <w:t>Wajib</w:t>
             </w:r>
           </w:p>
@@ -14867,7 +15010,7 @@
           <w:left w:w="10" w:type="dxa"/>
           <w:right w:w="10" w:type="dxa"/>
         </w:tblCellMar>
-        <w:tblLook w:val="04A0" w:firstRow="1" w:lastRow="0" w:firstColumn="1" w:lastColumn="0" w:noHBand="0" w:noVBand="1"/>
+        <w:tblLook w:val="0000" w:firstRow="0" w:lastRow="0" w:firstColumn="0" w:lastColumn="0" w:noHBand="0" w:noVBand="0"/>
       </w:tblPr>
       <w:tblGrid>
         <w:gridCol w:w="3066"/>
@@ -15209,7 +15352,7 @@
       <w:headerReference w:type="default" r:id="rId8"/>
       <w:footerReference w:type="default" r:id="rId9"/>
       <w:pgSz w:w="11906" w:h="16838"/>
-      <w:pgMar w:top="1260" w:right="1080" w:bottom="1260" w:left="1440" w:header="708" w:footer="708" w:gutter="0"/>
+      <w:pgMar w:top="1260" w:right="1080" w:bottom="1260" w:left="1440" w:header="504" w:footer="708" w:gutter="0"/>
       <w:cols w:space="720"/>
       <w:docGrid w:linePitch="360"/>
     </w:sectPr>
@@ -15218,7 +15361,7 @@
 </file>
 
 <file path=word/endnotes.xml><?xml version="1.0" encoding="utf-8"?>
-<w:endnotes xmlns:wpc="http://schemas.microsoft.com/office/word/2010/wordprocessingCanvas" xmlns:cx="http://schemas.microsoft.com/office/drawing/2014/chartex" xmlns:cx1="http://schemas.microsoft.com/office/drawing/2015/9/8/chartex" xmlns:cx2="http://schemas.microsoft.com/office/drawing/2015/10/21/chartex" xmlns:cx3="http://schemas.microsoft.com/office/drawing/2016/5/9/chartex" xmlns:cx4="http://schemas.microsoft.com/office/drawing/2016/5/10/chartex" xmlns:cx5="http://schemas.microsoft.com/office/drawing/2016/5/11/chartex" xmlns:cx6="http://schemas.microsoft.com/office/drawing/2016/5/12/chartex" xmlns:cx7="http://schemas.microsoft.com/office/drawing/2016/5/13/chartex" xmlns:cx8="http://schemas.microsoft.com/office/drawing/2016/5/14/chartex" xmlns:mc="http://schemas.openxmlformats.org/markup-compatibility/2006" xmlns:aink="http://schemas.microsoft.com/office/drawing/2016/ink" xmlns:am3d="http://schemas.microsoft.com/office/drawing/2017/model3d" xmlns:o="urn:schemas-microsoft-com:office:office" xmlns:oel="http://schemas.microsoft.com/office/2019/extlst" xmlns:r="http://schemas.openxmlformats.org/officeDocument/2006/relationships" xmlns:m="http://schemas.openxmlformats.org/officeDocument/2006/math" xmlns:v="urn:schemas-microsoft-com:vml" xmlns:wp14="http://schemas.microsoft.com/office/word/2010/wordprocessingDrawing" xmlns:wp="http://schemas.openxmlformats.org/drawingml/2006/wordprocessingDrawing" xmlns:w10="urn:schemas-microsoft-com:office:word" xmlns:w="http://schemas.openxmlformats.org/wordprocessingml/2006/main" xmlns:w14="http://schemas.microsoft.com/office/word/2010/wordml" xmlns:w15="http://schemas.microsoft.com/office/word/2012/wordml" xmlns:w16cei="http://schemas.microsoft.com/office/word/2026/wordml/cei" xmlns:w16cex="http://schemas.microsoft.com/office/word/2018/wordml/cex" xmlns:w16cid="http://schemas.microsoft.com/office/word/2016/wordml/cid" xmlns:w16="http://schemas.microsoft.com/office/word/2018/wordml" xmlns:w16du="http://schemas.microsoft.com/office/word/2023/wordml/word16du" xmlns:w16sdtdh="http://schemas.microsoft.com/office/word/2020/wordml/sdtdatahash" xmlns:w16sdtfl="http://schemas.microsoft.com/office/word/2024/wordml/sdtformatlock" xmlns:w16se="http://schemas.microsoft.com/office/word/2015/wordml/symex" xmlns:wpg="http://schemas.microsoft.com/office/word/2010/wordprocessingGroup" xmlns:wpi="http://schemas.microsoft.com/office/word/2010/wordprocessingInk" xmlns:wne="http://schemas.microsoft.com/office/word/2006/wordml" xmlns:wps="http://schemas.microsoft.com/office/word/2010/wordprocessingShape" mc:Ignorable="w14 w15 w16se w16cid w16 w16cex w16sdtdh w16sdtfl w16du wp14">
+<w:endnotes xmlns:wpc="http://schemas.microsoft.com/office/word/2010/wordprocessingCanvas" xmlns:cx="http://schemas.microsoft.com/office/drawing/2014/chartex" xmlns:cx1="http://schemas.microsoft.com/office/drawing/2015/9/8/chartex" xmlns:cx2="http://schemas.microsoft.com/office/drawing/2015/10/21/chartex" xmlns:cx3="http://schemas.microsoft.com/office/drawing/2016/5/9/chartex" xmlns:cx4="http://schemas.microsoft.com/office/drawing/2016/5/10/chartex" xmlns:cx5="http://schemas.microsoft.com/office/drawing/2016/5/11/chartex" xmlns:cx6="http://schemas.microsoft.com/office/drawing/2016/5/12/chartex" xmlns:cx7="http://schemas.microsoft.com/office/drawing/2016/5/13/chartex" xmlns:cx8="http://schemas.microsoft.com/office/drawing/2016/5/14/chartex" xmlns:mc="http://schemas.openxmlformats.org/markup-compatibility/2006" xmlns:aink="http://schemas.microsoft.com/office/drawing/2016/ink" xmlns:am3d="http://schemas.microsoft.com/office/drawing/2017/model3d" xmlns:o="urn:schemas-microsoft-com:office:office" xmlns:oel="http://schemas.microsoft.com/office/2019/extlst" xmlns:r="http://schemas.openxmlformats.org/officeDocument/2006/relationships" xmlns:m="http://schemas.openxmlformats.org/officeDocument/2006/math" xmlns:v="urn:schemas-microsoft-com:vml" xmlns:wp14="http://schemas.microsoft.com/office/word/2010/wordprocessingDrawing" xmlns:wp="http://schemas.openxmlformats.org/drawingml/2006/wordprocessingDrawing" xmlns:w10="urn:schemas-microsoft-com:office:word" xmlns:w="http://schemas.openxmlformats.org/wordprocessingml/2006/main" xmlns:w14="http://schemas.microsoft.com/office/word/2010/wordml" xmlns:w15="http://schemas.microsoft.com/office/word/2012/wordml" xmlns:w16cex="http://schemas.microsoft.com/office/word/2018/wordml/cex" xmlns:w16cid="http://schemas.microsoft.com/office/word/2016/wordml/cid" xmlns:w16="http://schemas.microsoft.com/office/word/2018/wordml" xmlns:w16du="http://schemas.microsoft.com/office/word/2023/wordml/word16du" xmlns:w16sdtdh="http://schemas.microsoft.com/office/word/2020/wordml/sdtdatahash" xmlns:w16sdtfl="http://schemas.microsoft.com/office/word/2024/wordml/sdtformatlock" xmlns:w16se="http://schemas.microsoft.com/office/word/2015/wordml/symex" xmlns:wpg="http://schemas.microsoft.com/office/word/2010/wordprocessingGroup" xmlns:wpi="http://schemas.microsoft.com/office/word/2010/wordprocessingInk" xmlns:wne="http://schemas.microsoft.com/office/word/2006/wordml" xmlns:wps="http://schemas.microsoft.com/office/word/2010/wordprocessingShape" mc:Ignorable="w14 w15 w16se w16cid w16 w16cex w16sdtdh w16sdtfl w16du wp14">
   <w:endnote w:type="separator" w:id="-1">
     <w:p>
       <w:r>
@@ -15237,7 +15380,7 @@
 </file>
 
 <file path=word/footer1.xml><?xml version="1.0" encoding="utf-8"?>
-<w:ftr xmlns:wpc="http://schemas.microsoft.com/office/word/2010/wordprocessingCanvas" xmlns:cx="http://schemas.microsoft.com/office/drawing/2014/chartex" xmlns:cx1="http://schemas.microsoft.com/office/drawing/2015/9/8/chartex" xmlns:cx2="http://schemas.microsoft.com/office/drawing/2015/10/21/chartex" xmlns:cx3="http://schemas.microsoft.com/office/drawing/2016/5/9/chartex" xmlns:cx4="http://schemas.microsoft.com/office/drawing/2016/5/10/chartex" xmlns:cx5="http://schemas.microsoft.com/office/drawing/2016/5/11/chartex" xmlns:cx6="http://schemas.microsoft.com/office/drawing/2016/5/12/chartex" xmlns:cx7="http://schemas.microsoft.com/office/drawing/2016/5/13/chartex" xmlns:cx8="http://schemas.microsoft.com/office/drawing/2016/5/14/chartex" xmlns:mc="http://schemas.openxmlformats.org/markup-compatibility/2006" xmlns:aink="http://schemas.microsoft.com/office/drawing/2016/ink" xmlns:am3d="http://schemas.microsoft.com/office/drawing/2017/model3d" xmlns:o="urn:schemas-microsoft-com:office:office" xmlns:oel="http://schemas.microsoft.com/office/2019/extlst" xmlns:r="http://schemas.openxmlformats.org/officeDocument/2006/relationships" xmlns:m="http://schemas.openxmlformats.org/officeDocument/2006/math" xmlns:v="urn:schemas-microsoft-com:vml" xmlns:wp14="http://schemas.microsoft.com/office/word/2010/wordprocessingDrawing" xmlns:wp="http://schemas.openxmlformats.org/drawingml/2006/wordprocessingDrawing" xmlns:w10="urn:schemas-microsoft-com:office:word" xmlns:w="http://schemas.openxmlformats.org/wordprocessingml/2006/main" xmlns:w14="http://schemas.microsoft.com/office/word/2010/wordml" xmlns:w15="http://schemas.microsoft.com/office/word/2012/wordml" xmlns:w16cei="http://schemas.microsoft.com/office/word/2026/wordml/cei" xmlns:w16cex="http://schemas.microsoft.com/office/word/2018/wordml/cex" xmlns:w16cid="http://schemas.microsoft.com/office/word/2016/wordml/cid" xmlns:w16="http://schemas.microsoft.com/office/word/2018/wordml" xmlns:w16du="http://schemas.microsoft.com/office/word/2023/wordml/word16du" xmlns:w16sdtdh="http://schemas.microsoft.com/office/word/2020/wordml/sdtdatahash" xmlns:w16sdtfl="http://schemas.microsoft.com/office/word/2024/wordml/sdtformatlock" xmlns:w16se="http://schemas.microsoft.com/office/word/2015/wordml/symex" xmlns:wpg="http://schemas.microsoft.com/office/word/2010/wordprocessingGroup" xmlns:wpi="http://schemas.microsoft.com/office/word/2010/wordprocessingInk" xmlns:wne="http://schemas.microsoft.com/office/word/2006/wordml" xmlns:wps="http://schemas.microsoft.com/office/word/2010/wordprocessingShape" mc:Ignorable="w14 w15 w16se w16cid w16 w16cex w16sdtdh w16sdtfl w16du wp14">
+<w:ftr xmlns:wpc="http://schemas.microsoft.com/office/word/2010/wordprocessingCanvas" xmlns:cx="http://schemas.microsoft.com/office/drawing/2014/chartex" xmlns:cx1="http://schemas.microsoft.com/office/drawing/2015/9/8/chartex" xmlns:cx2="http://schemas.microsoft.com/office/drawing/2015/10/21/chartex" xmlns:cx3="http://schemas.microsoft.com/office/drawing/2016/5/9/chartex" xmlns:cx4="http://schemas.microsoft.com/office/drawing/2016/5/10/chartex" xmlns:cx5="http://schemas.microsoft.com/office/drawing/2016/5/11/chartex" xmlns:cx6="http://schemas.microsoft.com/office/drawing/2016/5/12/chartex" xmlns:cx7="http://schemas.microsoft.com/office/drawing/2016/5/13/chartex" xmlns:cx8="http://schemas.microsoft.com/office/drawing/2016/5/14/chartex" xmlns:mc="http://schemas.openxmlformats.org/markup-compatibility/2006" xmlns:aink="http://schemas.microsoft.com/office/drawing/2016/ink" xmlns:am3d="http://schemas.microsoft.com/office/drawing/2017/model3d" xmlns:o="urn:schemas-microsoft-com:office:office" xmlns:oel="http://schemas.microsoft.com/office/2019/extlst" xmlns:r="http://schemas.openxmlformats.org/officeDocument/2006/relationships" xmlns:m="http://schemas.openxmlformats.org/officeDocument/2006/math" xmlns:v="urn:schemas-microsoft-com:vml" xmlns:wp14="http://schemas.microsoft.com/office/word/2010/wordprocessingDrawing" xmlns:wp="http://schemas.openxmlformats.org/drawingml/2006/wordprocessingDrawing" xmlns:w10="urn:schemas-microsoft-com:office:word" xmlns:w="http://schemas.openxmlformats.org/wordprocessingml/2006/main" xmlns:w14="http://schemas.microsoft.com/office/word/2010/wordml" xmlns:w15="http://schemas.microsoft.com/office/word/2012/wordml" xmlns:w16cex="http://schemas.microsoft.com/office/word/2018/wordml/cex" xmlns:w16cid="http://schemas.microsoft.com/office/word/2016/wordml/cid" xmlns:w16="http://schemas.microsoft.com/office/word/2018/wordml" xmlns:w16du="http://schemas.microsoft.com/office/word/2023/wordml/word16du" xmlns:w16sdtdh="http://schemas.microsoft.com/office/word/2020/wordml/sdtdatahash" xmlns:w16sdtfl="http://schemas.microsoft.com/office/word/2024/wordml/sdtformatlock" xmlns:w16se="http://schemas.microsoft.com/office/word/2015/wordml/symex" xmlns:wpg="http://schemas.microsoft.com/office/word/2010/wordprocessingGroup" xmlns:wpi="http://schemas.microsoft.com/office/word/2010/wordprocessingInk" xmlns:wne="http://schemas.microsoft.com/office/word/2006/wordml" xmlns:wps="http://schemas.microsoft.com/office/word/2010/wordprocessingShape" mc:Ignorable="w14 w15 w16se w16cid w16 w16cex w16sdtdh w16sdtfl w16du wp14">
   <w:p>
     <w:pPr>
       <w:pBdr>
@@ -15357,7 +15500,7 @@
 </file>
 
 <file path=word/footnotes.xml><?xml version="1.0" encoding="utf-8"?>
-<w:footnotes xmlns:wpc="http://schemas.microsoft.com/office/word/2010/wordprocessingCanvas" xmlns:cx="http://schemas.microsoft.com/office/drawing/2014/chartex" xmlns:cx1="http://schemas.microsoft.com/office/drawing/2015/9/8/chartex" xmlns:cx2="http://schemas.microsoft.com/office/drawing/2015/10/21/chartex" xmlns:cx3="http://schemas.microsoft.com/office/drawing/2016/5/9/chartex" xmlns:cx4="http://schemas.microsoft.com/office/drawing/2016/5/10/chartex" xmlns:cx5="http://schemas.microsoft.com/office/drawing/2016/5/11/chartex" xmlns:cx6="http://schemas.microsoft.com/office/drawing/2016/5/12/chartex" xmlns:cx7="http://schemas.microsoft.com/office/drawing/2016/5/13/chartex" xmlns:cx8="http://schemas.microsoft.com/office/drawing/2016/5/14/chartex" xmlns:mc="http://schemas.openxmlformats.org/markup-compatibility/2006" xmlns:aink="http://schemas.microsoft.com/office/drawing/2016/ink" xmlns:am3d="http://schemas.microsoft.com/office/drawing/2017/model3d" xmlns:o="urn:schemas-microsoft-com:office:office" xmlns:oel="http://schemas.microsoft.com/office/2019/extlst" xmlns:r="http://schemas.openxmlformats.org/officeDocument/2006/relationships" xmlns:m="http://schemas.openxmlformats.org/officeDocument/2006/math" xmlns:v="urn:schemas-microsoft-com:vml" xmlns:wp14="http://schemas.microsoft.com/office/word/2010/wordprocessingDrawing" xmlns:wp="http://schemas.openxmlformats.org/drawingml/2006/wordprocessingDrawing" xmlns:w10="urn:schemas-microsoft-com:office:word" xmlns:w="http://schemas.openxmlformats.org/wordprocessingml/2006/main" xmlns:w14="http://schemas.microsoft.com/office/word/2010/wordml" xmlns:w15="http://schemas.microsoft.com/office/word/2012/wordml" xmlns:w16cei="http://schemas.microsoft.com/office/word/2026/wordml/cei" xmlns:w16cex="http://schemas.microsoft.com/office/word/2018/wordml/cex" xmlns:w16cid="http://schemas.microsoft.com/office/word/2016/wordml/cid" xmlns:w16="http://schemas.microsoft.com/office/word/2018/wordml" xmlns:w16du="http://schemas.microsoft.com/office/word/2023/wordml/word16du" xmlns:w16sdtdh="http://schemas.microsoft.com/office/word/2020/wordml/sdtdatahash" xmlns:w16sdtfl="http://schemas.microsoft.com/office/word/2024/wordml/sdtformatlock" xmlns:w16se="http://schemas.microsoft.com/office/word/2015/wordml/symex" xmlns:wpg="http://schemas.microsoft.com/office/word/2010/wordprocessingGroup" xmlns:wpi="http://schemas.microsoft.com/office/word/2010/wordprocessingInk" xmlns:wne="http://schemas.microsoft.com/office/word/2006/wordml" xmlns:wps="http://schemas.microsoft.com/office/word/2010/wordprocessingShape" mc:Ignorable="w14 w15 w16se w16cid w16 w16cex w16sdtdh w16sdtfl w16du wp14">
+<w:footnotes xmlns:wpc="http://schemas.microsoft.com/office/word/2010/wordprocessingCanvas" xmlns:cx="http://schemas.microsoft.com/office/drawing/2014/chartex" xmlns:cx1="http://schemas.microsoft.com/office/drawing/2015/9/8/chartex" xmlns:cx2="http://schemas.microsoft.com/office/drawing/2015/10/21/chartex" xmlns:cx3="http://schemas.microsoft.com/office/drawing/2016/5/9/chartex" xmlns:cx4="http://schemas.microsoft.com/office/drawing/2016/5/10/chartex" xmlns:cx5="http://schemas.microsoft.com/office/drawing/2016/5/11/chartex" xmlns:cx6="http://schemas.microsoft.com/office/drawing/2016/5/12/chartex" xmlns:cx7="http://schemas.microsoft.com/office/drawing/2016/5/13/chartex" xmlns:cx8="http://schemas.microsoft.com/office/drawing/2016/5/14/chartex" xmlns:mc="http://schemas.openxmlformats.org/markup-compatibility/2006" xmlns:aink="http://schemas.microsoft.com/office/drawing/2016/ink" xmlns:am3d="http://schemas.microsoft.com/office/drawing/2017/model3d" xmlns:o="urn:schemas-microsoft-com:office:office" xmlns:oel="http://schemas.microsoft.com/office/2019/extlst" xmlns:r="http://schemas.openxmlformats.org/officeDocument/2006/relationships" xmlns:m="http://schemas.openxmlformats.org/officeDocument/2006/math" xmlns:v="urn:schemas-microsoft-com:vml" xmlns:wp14="http://schemas.microsoft.com/office/word/2010/wordprocessingDrawing" xmlns:wp="http://schemas.openxmlformats.org/drawingml/2006/wordprocessingDrawing" xmlns:w10="urn:schemas-microsoft-com:office:word" xmlns:w="http://schemas.openxmlformats.org/wordprocessingml/2006/main" xmlns:w14="http://schemas.microsoft.com/office/word/2010/wordml" xmlns:w15="http://schemas.microsoft.com/office/word/2012/wordml" xmlns:w16cex="http://schemas.microsoft.com/office/word/2018/wordml/cex" xmlns:w16cid="http://schemas.microsoft.com/office/word/2016/wordml/cid" xmlns:w16="http://schemas.microsoft.com/office/word/2018/wordml" xmlns:w16du="http://schemas.microsoft.com/office/word/2023/wordml/word16du" xmlns:w16sdtdh="http://schemas.microsoft.com/office/word/2020/wordml/sdtdatahash" xmlns:w16sdtfl="http://schemas.microsoft.com/office/word/2024/wordml/sdtformatlock" xmlns:w16se="http://schemas.microsoft.com/office/word/2015/wordml/symex" xmlns:wpg="http://schemas.microsoft.com/office/word/2010/wordprocessingGroup" xmlns:wpi="http://schemas.microsoft.com/office/word/2010/wordprocessingInk" xmlns:wne="http://schemas.microsoft.com/office/word/2006/wordml" xmlns:wps="http://schemas.microsoft.com/office/word/2010/wordprocessingShape" mc:Ignorable="w14 w15 w16se w16cid w16 w16cex w16sdtdh w16sdtfl w16du wp14">
   <w:footnote w:type="separator" w:id="-1">
     <w:p>
       <w:r>
@@ -15376,34 +15519,66 @@
 </file>
 
 <file path=word/header1.xml><?xml version="1.0" encoding="utf-8"?>
-<w:hdr xmlns:wpc="http://schemas.microsoft.com/office/word/2010/wordprocessingCanvas" xmlns:cx="http://schemas.microsoft.com/office/drawing/2014/chartex" xmlns:cx1="http://schemas.microsoft.com/office/drawing/2015/9/8/chartex" xmlns:cx2="http://schemas.microsoft.com/office/drawing/2015/10/21/chartex" xmlns:cx3="http://schemas.microsoft.com/office/drawing/2016/5/9/chartex" xmlns:cx4="http://schemas.microsoft.com/office/drawing/2016/5/10/chartex" xmlns:cx5="http://schemas.microsoft.com/office/drawing/2016/5/11/chartex" xmlns:cx6="http://schemas.microsoft.com/office/drawing/2016/5/12/chartex" xmlns:cx7="http://schemas.microsoft.com/office/drawing/2016/5/13/chartex" xmlns:cx8="http://schemas.microsoft.com/office/drawing/2016/5/14/chartex" xmlns:mc="http://schemas.openxmlformats.org/markup-compatibility/2006" xmlns:aink="http://schemas.microsoft.com/office/drawing/2016/ink" xmlns:am3d="http://schemas.microsoft.com/office/drawing/2017/model3d" xmlns:o="urn:schemas-microsoft-com:office:office" xmlns:oel="http://schemas.microsoft.com/office/2019/extlst" xmlns:r="http://schemas.openxmlformats.org/officeDocument/2006/relationships" xmlns:m="http://schemas.openxmlformats.org/officeDocument/2006/math" xmlns:v="urn:schemas-microsoft-com:vml" xmlns:wp14="http://schemas.microsoft.com/office/word/2010/wordprocessingDrawing" xmlns:wp="http://schemas.openxmlformats.org/drawingml/2006/wordprocessingDrawing" xmlns:w10="urn:schemas-microsoft-com:office:word" xmlns:w="http://schemas.openxmlformats.org/wordprocessingml/2006/main" xmlns:w14="http://schemas.microsoft.com/office/word/2010/wordml" xmlns:w15="http://schemas.microsoft.com/office/word/2012/wordml" xmlns:w16cei="http://schemas.microsoft.com/office/word/2026/wordml/cei" xmlns:w16cex="http://schemas.microsoft.com/office/word/2018/wordml/cex" xmlns:w16cid="http://schemas.microsoft.com/office/word/2016/wordml/cid" xmlns:w16="http://schemas.microsoft.com/office/word/2018/wordml" xmlns:w16du="http://schemas.microsoft.com/office/word/2023/wordml/word16du" xmlns:w16sdtdh="http://schemas.microsoft.com/office/word/2020/wordml/sdtdatahash" xmlns:w16sdtfl="http://schemas.microsoft.com/office/word/2024/wordml/sdtformatlock" xmlns:w16se="http://schemas.microsoft.com/office/word/2015/wordml/symex" xmlns:wpg="http://schemas.microsoft.com/office/word/2010/wordprocessingGroup" xmlns:wpi="http://schemas.microsoft.com/office/word/2010/wordprocessingInk" xmlns:wne="http://schemas.microsoft.com/office/word/2006/wordml" xmlns:wps="http://schemas.microsoft.com/office/word/2010/wordprocessingShape" mc:Ignorable="w14 w15 w16se w16cid w16 w16cex w16sdtdh w16sdtfl w16du wp14">
+<w:hdr xmlns:wpc="http://schemas.microsoft.com/office/word/2010/wordprocessingCanvas" xmlns:cx="http://schemas.microsoft.com/office/drawing/2014/chartex" xmlns:cx1="http://schemas.microsoft.com/office/drawing/2015/9/8/chartex" xmlns:cx2="http://schemas.microsoft.com/office/drawing/2015/10/21/chartex" xmlns:cx3="http://schemas.microsoft.com/office/drawing/2016/5/9/chartex" xmlns:cx4="http://schemas.microsoft.com/office/drawing/2016/5/10/chartex" xmlns:cx5="http://schemas.microsoft.com/office/drawing/2016/5/11/chartex" xmlns:cx6="http://schemas.microsoft.com/office/drawing/2016/5/12/chartex" xmlns:cx7="http://schemas.microsoft.com/office/drawing/2016/5/13/chartex" xmlns:cx8="http://schemas.microsoft.com/office/drawing/2016/5/14/chartex" xmlns:mc="http://schemas.openxmlformats.org/markup-compatibility/2006" xmlns:aink="http://schemas.microsoft.com/office/drawing/2016/ink" xmlns:am3d="http://schemas.microsoft.com/office/drawing/2017/model3d" xmlns:o="urn:schemas-microsoft-com:office:office" xmlns:oel="http://schemas.microsoft.com/office/2019/extlst" xmlns:r="http://schemas.openxmlformats.org/officeDocument/2006/relationships" xmlns:m="http://schemas.openxmlformats.org/officeDocument/2006/math" xmlns:v="urn:schemas-microsoft-com:vml" xmlns:wp14="http://schemas.microsoft.com/office/word/2010/wordprocessingDrawing" xmlns:wp="http://schemas.openxmlformats.org/drawingml/2006/wordprocessingDrawing" xmlns:w10="urn:schemas-microsoft-com:office:word" xmlns:w="http://schemas.openxmlformats.org/wordprocessingml/2006/main" xmlns:w14="http://schemas.microsoft.com/office/word/2010/wordml" xmlns:w15="http://schemas.microsoft.com/office/word/2012/wordml" xmlns:w16cex="http://schemas.microsoft.com/office/word/2018/wordml/cex" xmlns:w16cid="http://schemas.microsoft.com/office/word/2016/wordml/cid" xmlns:w16="http://schemas.microsoft.com/office/word/2018/wordml" xmlns:w16du="http://schemas.microsoft.com/office/word/2023/wordml/word16du" xmlns:w16sdtdh="http://schemas.microsoft.com/office/word/2020/wordml/sdtdatahash" xmlns:w16sdtfl="http://schemas.microsoft.com/office/word/2024/wordml/sdtformatlock" xmlns:w16se="http://schemas.microsoft.com/office/word/2015/wordml/symex" xmlns:wpg="http://schemas.microsoft.com/office/word/2010/wordprocessingGroup" xmlns:wpi="http://schemas.microsoft.com/office/word/2010/wordprocessingInk" xmlns:wne="http://schemas.microsoft.com/office/word/2006/wordml" xmlns:wps="http://schemas.microsoft.com/office/word/2010/wordprocessingShape" mc:Ignorable="w14 w15 w16se w16cid w16 w16cex w16sdtdh w16sdtfl w16du wp14">
   <w:p>
     <w:pPr>
       <w:pBdr>
         <w:bottom w:val="single" w:sz="6" w:space="4" w:color="1B5E20"/>
       </w:pBdr>
-      <w:spacing w:after="60"/>
-      <w:jc w:val="right"/>
+      <w:spacing w:after="80"/>
+      <w:jc w:val="center"/>
     </w:pPr>
     <w:r>
       <w:rPr>
-        <w:color w:val="2E7D32"/>
-        <w:sz w:val="18"/>
-        <w:szCs w:val="18"/>
+        <w:noProof/>
       </w:rPr>
-      <w:t>RPS | Teknik Scale Up UMKM Syariah | MKI11327 | STEI FI | TA 2026/2027</w:t>
+      <w:drawing>
+        <wp:inline distT="0" distB="0" distL="0" distR="0" wp14:anchorId="59B253E0" wp14:editId="2948AD44">
+          <wp:extent cx="5760720" cy="1089866"/>
+          <wp:effectExtent l="0" t="0" r="0" b="0"/>
+          <wp:docPr id="1700234739" name="Picture 1700234739"/>
+          <wp:cNvGraphicFramePr>
+            <a:graphicFrameLocks xmlns:a="http://schemas.openxmlformats.org/drawingml/2006/main" noChangeAspect="1"/>
+          </wp:cNvGraphicFramePr>
+          <a:graphic xmlns:a="http://schemas.openxmlformats.org/drawingml/2006/main">
+            <a:graphicData uri="http://schemas.openxmlformats.org/drawingml/2006/picture">
+              <pic:pic xmlns:pic="http://schemas.openxmlformats.org/drawingml/2006/picture">
+                <pic:nvPicPr>
+                  <pic:cNvPr id="0" name="KOP_STEI_FI.png"/>
+                  <pic:cNvPicPr/>
+                </pic:nvPicPr>
+                <pic:blipFill>
+                  <a:blip r:embed="rId1"/>
+                  <a:stretch>
+                    <a:fillRect/>
+                  </a:stretch>
+                </pic:blipFill>
+                <pic:spPr>
+                  <a:xfrm>
+                    <a:off x="0" y="0"/>
+                    <a:ext cx="5760720" cy="1089866"/>
+                  </a:xfrm>
+                  <a:prstGeom prst="rect">
+                    <a:avLst/>
+                  </a:prstGeom>
+                </pic:spPr>
+              </pic:pic>
+            </a:graphicData>
+          </a:graphic>
+        </wp:inline>
+      </w:drawing>
     </w:r>
   </w:p>
 </w:hdr>
 </file>
 
 <file path=word/numbering.xml><?xml version="1.0" encoding="utf-8"?>
-<w:numbering xmlns:wpc="http://schemas.microsoft.com/office/word/2010/wordprocessingCanvas" xmlns:cx="http://schemas.microsoft.com/office/drawing/2014/chartex" xmlns:cx1="http://schemas.microsoft.com/office/drawing/2015/9/8/chartex" xmlns:cx2="http://schemas.microsoft.com/office/drawing/2015/10/21/chartex" xmlns:cx3="http://schemas.microsoft.com/office/drawing/2016/5/9/chartex" xmlns:cx4="http://schemas.microsoft.com/office/drawing/2016/5/10/chartex" xmlns:cx5="http://schemas.microsoft.com/office/drawing/2016/5/11/chartex" xmlns:cx6="http://schemas.microsoft.com/office/drawing/2016/5/12/chartex" xmlns:cx7="http://schemas.microsoft.com/office/drawing/2016/5/13/chartex" xmlns:cx8="http://schemas.microsoft.com/office/drawing/2016/5/14/chartex" xmlns:mc="http://schemas.openxmlformats.org/markup-compatibility/2006" xmlns:aink="http://schemas.microsoft.com/office/drawing/2016/ink" xmlns:am3d="http://schemas.microsoft.com/office/drawing/2017/model3d" xmlns:o="urn:schemas-microsoft-com:office:office" xmlns:oel="http://schemas.microsoft.com/office/2019/extlst" xmlns:r="http://schemas.openxmlformats.org/officeDocument/2006/relationships" xmlns:m="http://schemas.openxmlformats.org/officeDocument/2006/math" xmlns:v="urn:schemas-microsoft-com:vml" xmlns:wp14="http://schemas.microsoft.com/office/word/2010/wordprocessingDrawing" xmlns:wp="http://schemas.openxmlformats.org/drawingml/2006/wordprocessingDrawing" xmlns:w10="urn:schemas-microsoft-com:office:word" xmlns:w="http://schemas.openxmlformats.org/wordprocessingml/2006/main" xmlns:w14="http://schemas.microsoft.com/office/word/2010/wordml" xmlns:w15="http://schemas.microsoft.com/office/word/2012/wordml" xmlns:w16cei="http://schemas.microsoft.com/office/word/2026/wordml/cei" xmlns:w16cex="http://schemas.microsoft.com/office/word/2018/wordml/cex" xmlns:w16cid="http://schemas.microsoft.com/office/word/2016/wordml/cid" xmlns:w16="http://schemas.microsoft.com/office/word/2018/wordml" xmlns:w16du="http://schemas.microsoft.com/office/word/2023/wordml/word16du" xmlns:w16sdtdh="http://schemas.microsoft.com/office/word/2020/wordml/sdtdatahash" xmlns:w16sdtfl="http://schemas.microsoft.com/office/word/2024/wordml/sdtformatlock" xmlns:w16se="http://schemas.microsoft.com/office/word/2015/wordml/symex" xmlns:wpg="http://schemas.microsoft.com/office/word/2010/wordprocessingGroup" xmlns:wpi="http://schemas.microsoft.com/office/word/2010/wordprocessingInk" xmlns:wne="http://schemas.microsoft.com/office/word/2006/wordml" xmlns:wps="http://schemas.microsoft.com/office/word/2010/wordprocessingShape" mc:Ignorable="w14 w15 w16se w16cid w16 w16cex w16sdtdh w16sdtfl w16du wp14">
+<w:numbering xmlns:wpc="http://schemas.microsoft.com/office/word/2010/wordprocessingCanvas" xmlns:cx="http://schemas.microsoft.com/office/drawing/2014/chartex" xmlns:cx1="http://schemas.microsoft.com/office/drawing/2015/9/8/chartex" xmlns:cx2="http://schemas.microsoft.com/office/drawing/2015/10/21/chartex" xmlns:cx3="http://schemas.microsoft.com/office/drawing/2016/5/9/chartex" xmlns:cx4="http://schemas.microsoft.com/office/drawing/2016/5/10/chartex" xmlns:cx5="http://schemas.microsoft.com/office/drawing/2016/5/11/chartex" xmlns:cx6="http://schemas.microsoft.com/office/drawing/2016/5/12/chartex" xmlns:cx7="http://schemas.microsoft.com/office/drawing/2016/5/13/chartex" xmlns:cx8="http://schemas.microsoft.com/office/drawing/2016/5/14/chartex" xmlns:mc="http://schemas.openxmlformats.org/markup-compatibility/2006" xmlns:aink="http://schemas.microsoft.com/office/drawing/2016/ink" xmlns:am3d="http://schemas.microsoft.com/office/drawing/2017/model3d" xmlns:o="urn:schemas-microsoft-com:office:office" xmlns:oel="http://schemas.microsoft.com/office/2019/extlst" xmlns:r="http://schemas.openxmlformats.org/officeDocument/2006/relationships" xmlns:m="http://schemas.openxmlformats.org/officeDocument/2006/math" xmlns:v="urn:schemas-microsoft-com:vml" xmlns:wp14="http://schemas.microsoft.com/office/word/2010/wordprocessingDrawing" xmlns:wp="http://schemas.openxmlformats.org/drawingml/2006/wordprocessingDrawing" xmlns:w10="urn:schemas-microsoft-com:office:word" xmlns:w="http://schemas.openxmlformats.org/wordprocessingml/2006/main" xmlns:w14="http://schemas.microsoft.com/office/word/2010/wordml" xmlns:w15="http://schemas.microsoft.com/office/word/2012/wordml" xmlns:w16cex="http://schemas.microsoft.com/office/word/2018/wordml/cex" xmlns:w16cid="http://schemas.microsoft.com/office/word/2016/wordml/cid" xmlns:w16="http://schemas.microsoft.com/office/word/2018/wordml" xmlns:w16du="http://schemas.microsoft.com/office/word/2023/wordml/word16du" xmlns:w16sdtdh="http://schemas.microsoft.com/office/word/2020/wordml/sdtdatahash" xmlns:w16sdtfl="http://schemas.microsoft.com/office/word/2024/wordml/sdtformatlock" xmlns:w16se="http://schemas.microsoft.com/office/word/2015/wordml/symex" xmlns:wpg="http://schemas.microsoft.com/office/word/2010/wordprocessingGroup" xmlns:wpi="http://schemas.microsoft.com/office/word/2010/wordprocessingInk" xmlns:wne="http://schemas.microsoft.com/office/word/2006/wordml" xmlns:wps="http://schemas.microsoft.com/office/word/2010/wordprocessingShape" mc:Ignorable="w14 w15 w16se w16cid w16 w16cex w16sdtdh w16sdtfl w16du wp14">
   <w:abstractNum w:abstractNumId="0" w15:restartNumberingAfterBreak="0">
-    <w:nsid w:val="15CB3BE4"/>
+    <w:nsid w:val="03DB1266"/>
     <w:multiLevelType w:val="hybridMultilevel"/>
     <w:tmpl w:val="FFFFFFFF"/>
-    <w:lvl w:ilvl="0" w:tplc="C1349AB6">
+    <w:lvl w:ilvl="0" w:tplc="1DE8D160">
       <w:start w:val="1"/>
       <w:numFmt w:val="bullet"/>
       <w:lvlText w:val="●"/>
@@ -15412,7 +15587,7 @@
         <w:ind w:left="720" w:hanging="360"/>
       </w:pPr>
     </w:lvl>
-    <w:lvl w:ilvl="1" w:tplc="B0B24BD4">
+    <w:lvl w:ilvl="1" w:tplc="D97E5630">
       <w:start w:val="1"/>
       <w:numFmt w:val="bullet"/>
       <w:lvlText w:val="○"/>
@@ -15421,7 +15596,7 @@
         <w:ind w:left="1440" w:hanging="360"/>
       </w:pPr>
     </w:lvl>
-    <w:lvl w:ilvl="2" w:tplc="9B90849A">
+    <w:lvl w:ilvl="2" w:tplc="03D07E74">
       <w:start w:val="1"/>
       <w:numFmt w:val="bullet"/>
       <w:lvlText w:val="■"/>
@@ -15430,7 +15605,7 @@
         <w:ind w:left="2160" w:hanging="360"/>
       </w:pPr>
     </w:lvl>
-    <w:lvl w:ilvl="3" w:tplc="B01EFC86">
+    <w:lvl w:ilvl="3" w:tplc="C96A8646">
       <w:start w:val="1"/>
       <w:numFmt w:val="bullet"/>
       <w:lvlText w:val="●"/>
@@ -15439,7 +15614,7 @@
         <w:ind w:left="2880" w:hanging="360"/>
       </w:pPr>
     </w:lvl>
-    <w:lvl w:ilvl="4" w:tplc="5DE6B004">
+    <w:lvl w:ilvl="4" w:tplc="CC80F74A">
       <w:start w:val="1"/>
       <w:numFmt w:val="bullet"/>
       <w:lvlText w:val="○"/>
@@ -15448,7 +15623,7 @@
         <w:ind w:left="3600" w:hanging="360"/>
       </w:pPr>
     </w:lvl>
-    <w:lvl w:ilvl="5" w:tplc="27C6210A">
+    <w:lvl w:ilvl="5" w:tplc="8D76940E">
       <w:start w:val="1"/>
       <w:numFmt w:val="bullet"/>
       <w:lvlText w:val="■"/>
@@ -15457,7 +15632,7 @@
         <w:ind w:left="4320" w:hanging="360"/>
       </w:pPr>
     </w:lvl>
-    <w:lvl w:ilvl="6" w:tplc="C6B21506">
+    <w:lvl w:ilvl="6" w:tplc="6F5A5BBE">
       <w:start w:val="1"/>
       <w:numFmt w:val="bullet"/>
       <w:lvlText w:val="●"/>
@@ -15466,7 +15641,7 @@
         <w:ind w:left="5040" w:hanging="360"/>
       </w:pPr>
     </w:lvl>
-    <w:lvl w:ilvl="7" w:tplc="F9720C56">
+    <w:lvl w:ilvl="7" w:tplc="F6B646CC">
       <w:start w:val="1"/>
       <w:numFmt w:val="bullet"/>
       <w:lvlText w:val="●"/>
@@ -15475,7 +15650,7 @@
         <w:ind w:left="5760" w:hanging="360"/>
       </w:pPr>
     </w:lvl>
-    <w:lvl w:ilvl="8" w:tplc="937097C6">
+    <w:lvl w:ilvl="8" w:tplc="8F4A9E10">
       <w:start w:val="1"/>
       <w:numFmt w:val="bullet"/>
       <w:lvlText w:val="●"/>
@@ -15486,10 +15661,10 @@
     </w:lvl>
   </w:abstractNum>
   <w:abstractNum w:abstractNumId="1" w15:restartNumberingAfterBreak="0">
-    <w:nsid w:val="3E03478D"/>
+    <w:nsid w:val="0AEA7706"/>
     <w:multiLevelType w:val="hybridMultilevel"/>
     <w:tmpl w:val="FFFFFFFF"/>
-    <w:lvl w:ilvl="0" w:tplc="3B0A6126">
+    <w:lvl w:ilvl="0" w:tplc="FD2AEFD0">
       <w:start w:val="1"/>
       <w:numFmt w:val="decimal"/>
       <w:lvlText w:val="%1."/>
@@ -15498,52 +15673,52 @@
         <w:ind w:left="720" w:hanging="360"/>
       </w:pPr>
     </w:lvl>
-    <w:lvl w:ilvl="1" w:tplc="8B5A79A2">
+    <w:lvl w:ilvl="1" w:tplc="AFC00CD6">
       <w:numFmt w:val="decimal"/>
       <w:lvlText w:val=""/>
       <w:lvlJc w:val="left"/>
     </w:lvl>
-    <w:lvl w:ilvl="2" w:tplc="DCFC4008">
+    <w:lvl w:ilvl="2" w:tplc="C81C8E96">
       <w:numFmt w:val="decimal"/>
       <w:lvlText w:val=""/>
       <w:lvlJc w:val="left"/>
     </w:lvl>
-    <w:lvl w:ilvl="3" w:tplc="D4A40E42">
+    <w:lvl w:ilvl="3" w:tplc="72CA1D34">
       <w:numFmt w:val="decimal"/>
       <w:lvlText w:val=""/>
       <w:lvlJc w:val="left"/>
     </w:lvl>
-    <w:lvl w:ilvl="4" w:tplc="4170C3AE">
+    <w:lvl w:ilvl="4" w:tplc="D8EA4856">
       <w:numFmt w:val="decimal"/>
       <w:lvlText w:val=""/>
       <w:lvlJc w:val="left"/>
     </w:lvl>
-    <w:lvl w:ilvl="5" w:tplc="71288D5C">
+    <w:lvl w:ilvl="5" w:tplc="8616A004">
       <w:numFmt w:val="decimal"/>
       <w:lvlText w:val=""/>
       <w:lvlJc w:val="left"/>
     </w:lvl>
-    <w:lvl w:ilvl="6" w:tplc="63784B26">
+    <w:lvl w:ilvl="6" w:tplc="410CDC80">
       <w:numFmt w:val="decimal"/>
       <w:lvlText w:val=""/>
       <w:lvlJc w:val="left"/>
     </w:lvl>
-    <w:lvl w:ilvl="7" w:tplc="76CE3066">
+    <w:lvl w:ilvl="7" w:tplc="A77CB5F8">
       <w:numFmt w:val="decimal"/>
       <w:lvlText w:val=""/>
       <w:lvlJc w:val="left"/>
     </w:lvl>
-    <w:lvl w:ilvl="8" w:tplc="0082C014">
+    <w:lvl w:ilvl="8" w:tplc="64FA2216">
       <w:numFmt w:val="decimal"/>
       <w:lvlText w:val=""/>
       <w:lvlJc w:val="left"/>
     </w:lvl>
   </w:abstractNum>
   <w:abstractNum w:abstractNumId="2" w15:restartNumberingAfterBreak="0">
-    <w:nsid w:val="6B65605E"/>
+    <w:nsid w:val="45E65E01"/>
     <w:multiLevelType w:val="hybridMultilevel"/>
     <w:tmpl w:val="FFFFFFFF"/>
-    <w:lvl w:ilvl="0" w:tplc="890E43F8">
+    <w:lvl w:ilvl="0" w:tplc="30F81540">
       <w:start w:val="1"/>
       <w:numFmt w:val="bullet"/>
       <w:lvlText w:val="•"/>
@@ -15552,54 +15727,54 @@
         <w:ind w:left="720" w:hanging="360"/>
       </w:pPr>
     </w:lvl>
-    <w:lvl w:ilvl="1" w:tplc="13FCF0FE">
+    <w:lvl w:ilvl="1" w:tplc="89AE4BB8">
       <w:numFmt w:val="decimal"/>
       <w:lvlText w:val=""/>
       <w:lvlJc w:val="left"/>
     </w:lvl>
-    <w:lvl w:ilvl="2" w:tplc="F104DEB6">
+    <w:lvl w:ilvl="2" w:tplc="3DA2DC2E">
       <w:numFmt w:val="decimal"/>
       <w:lvlText w:val=""/>
       <w:lvlJc w:val="left"/>
     </w:lvl>
-    <w:lvl w:ilvl="3" w:tplc="A94AEAF4">
+    <w:lvl w:ilvl="3" w:tplc="5B7056B8">
       <w:numFmt w:val="decimal"/>
       <w:lvlText w:val=""/>
       <w:lvlJc w:val="left"/>
     </w:lvl>
-    <w:lvl w:ilvl="4" w:tplc="30325096">
+    <w:lvl w:ilvl="4" w:tplc="2CA2A6E2">
       <w:numFmt w:val="decimal"/>
       <w:lvlText w:val=""/>
       <w:lvlJc w:val="left"/>
     </w:lvl>
-    <w:lvl w:ilvl="5" w:tplc="02A26198">
+    <w:lvl w:ilvl="5" w:tplc="AF283B1C">
       <w:numFmt w:val="decimal"/>
       <w:lvlText w:val=""/>
       <w:lvlJc w:val="left"/>
     </w:lvl>
-    <w:lvl w:ilvl="6" w:tplc="5C164414">
+    <w:lvl w:ilvl="6" w:tplc="F110A356">
       <w:numFmt w:val="decimal"/>
       <w:lvlText w:val=""/>
       <w:lvlJc w:val="left"/>
     </w:lvl>
-    <w:lvl w:ilvl="7" w:tplc="03F89F46">
+    <w:lvl w:ilvl="7" w:tplc="C15EB3F8">
       <w:numFmt w:val="decimal"/>
       <w:lvlText w:val=""/>
       <w:lvlJc w:val="left"/>
     </w:lvl>
-    <w:lvl w:ilvl="8" w:tplc="BA664DF6">
+    <w:lvl w:ilvl="8" w:tplc="9D7C3B82">
       <w:numFmt w:val="decimal"/>
       <w:lvlText w:val=""/>
       <w:lvlJc w:val="left"/>
     </w:lvl>
   </w:abstractNum>
-  <w:num w:numId="1" w16cid:durableId="1202016563">
+  <w:num w:numId="1" w16cid:durableId="1972201290">
     <w:abstractNumId w:val="0"/>
     <w:lvlOverride w:ilvl="0">
       <w:startOverride w:val="1"/>
     </w:lvlOverride>
   </w:num>
-  <w:num w:numId="2" w16cid:durableId="615868269">
+  <w:num w:numId="2" w16cid:durableId="795951631">
     <w:abstractNumId w:val="1"/>
     <w:lvlOverride w:ilvl="0">
       <w:startOverride w:val="1"/>
